--- a/data/highlight_template.docx
+++ b/data/highlight_template.docx
@@ -1,6 +1,6 @@
 
 <file path=word/document.xml><?xml version="1.0" encoding="utf-8"?>
-<w:document xmlns:wpc="http://schemas.microsoft.com/office/word/2010/wordprocessingCanvas" xmlns:cx="http://schemas.microsoft.com/office/drawing/2014/chartex" xmlns:cx1="http://schemas.microsoft.com/office/drawing/2015/9/8/chartex" xmlns:cx2="http://schemas.microsoft.com/office/drawing/2015/10/21/chartex" xmlns:cx3="http://schemas.microsoft.com/office/drawing/2016/5/9/chartex" xmlns:cx4="http://schemas.microsoft.com/office/drawing/2016/5/10/chartex" xmlns:cx5="http://schemas.microsoft.com/office/drawing/2016/5/11/chartex" xmlns:cx6="http://schemas.microsoft.com/office/drawing/2016/5/12/chartex" xmlns:cx7="http://schemas.microsoft.com/office/drawing/2016/5/13/chartex" xmlns:cx8="http://schemas.microsoft.com/office/drawing/2016/5/14/chartex" xmlns:mc="http://schemas.openxmlformats.org/markup-compatibility/2006" xmlns:aink="http://schemas.microsoft.com/office/drawing/2016/ink" xmlns:am3d="http://schemas.microsoft.com/office/drawing/2017/model3d" xmlns:o="urn:schemas-microsoft-com:office:office" xmlns:oel="http://schemas.microsoft.com/office/2019/extlst" xmlns:r="http://schemas.openxmlformats.org/officeDocument/2006/relationships" xmlns:m="http://schemas.openxmlformats.org/officeDocument/2006/math" xmlns:v="urn:schemas-microsoft-com:vml" xmlns:wp14="http://schemas.microsoft.com/office/word/2010/wordprocessingDrawing" xmlns:wp="http://schemas.openxmlformats.org/drawingml/2006/wordprocessingDrawing" xmlns:w10="urn:schemas-microsoft-com:office:word" xmlns:w="http://schemas.openxmlformats.org/wordprocessingml/2006/main" xmlns:w14="http://schemas.microsoft.com/office/word/2010/wordml" xmlns:w15="http://schemas.microsoft.com/office/word/2012/wordml" xmlns:w16cex="http://schemas.microsoft.com/office/word/2018/wordml/cex" xmlns:w16cid="http://schemas.microsoft.com/office/word/2016/wordml/cid" xmlns:w16="http://schemas.microsoft.com/office/word/2018/wordml" xmlns:w16du="http://schemas.microsoft.com/office/word/2023/wordml/word16du" xmlns:w16sdtdh="http://schemas.microsoft.com/office/word/2020/wordml/sdtdatahash" xmlns:w16se="http://schemas.microsoft.com/office/word/2015/wordml/symex" xmlns:wpg="http://schemas.microsoft.com/office/word/2010/wordprocessingGroup" xmlns:wpi="http://schemas.microsoft.com/office/word/2010/wordprocessingInk" xmlns:wne="http://schemas.microsoft.com/office/word/2006/wordml" xmlns:wps="http://schemas.microsoft.com/office/word/2010/wordprocessingShape" mc:Ignorable="w14 w15 w16se w16cid w16 w16cex w16sdtdh wp14">
+<w:document xmlns:wpc="http://schemas.microsoft.com/office/word/2010/wordprocessingCanvas" xmlns:cx="http://schemas.microsoft.com/office/drawing/2014/chartex" xmlns:cx1="http://schemas.microsoft.com/office/drawing/2015/9/8/chartex" xmlns:cx2="http://schemas.microsoft.com/office/drawing/2015/10/21/chartex" xmlns:cx3="http://schemas.microsoft.com/office/drawing/2016/5/9/chartex" xmlns:cx4="http://schemas.microsoft.com/office/drawing/2016/5/10/chartex" xmlns:cx5="http://schemas.microsoft.com/office/drawing/2016/5/11/chartex" xmlns:cx6="http://schemas.microsoft.com/office/drawing/2016/5/12/chartex" xmlns:cx7="http://schemas.microsoft.com/office/drawing/2016/5/13/chartex" xmlns:cx8="http://schemas.microsoft.com/office/drawing/2016/5/14/chartex" xmlns:mc="http://schemas.openxmlformats.org/markup-compatibility/2006" xmlns:aink="http://schemas.microsoft.com/office/drawing/2016/ink" xmlns:am3d="http://schemas.microsoft.com/office/drawing/2017/model3d" xmlns:o="urn:schemas-microsoft-com:office:office" xmlns:oel="http://schemas.microsoft.com/office/2019/extlst" xmlns:r="http://schemas.openxmlformats.org/officeDocument/2006/relationships" xmlns:m="http://schemas.openxmlformats.org/officeDocument/2006/math" xmlns:v="urn:schemas-microsoft-com:vml" xmlns:wp14="http://schemas.microsoft.com/office/word/2010/wordprocessingDrawing" xmlns:wp="http://schemas.openxmlformats.org/drawingml/2006/wordprocessingDrawing" xmlns:w10="urn:schemas-microsoft-com:office:word" xmlns:w="http://schemas.openxmlformats.org/wordprocessingml/2006/main" xmlns:w14="http://schemas.microsoft.com/office/word/2010/wordml" xmlns:w15="http://schemas.microsoft.com/office/word/2012/wordml" xmlns:w16cex="http://schemas.microsoft.com/office/word/2018/wordml/cex" xmlns:w16cid="http://schemas.microsoft.com/office/word/2016/wordml/cid" xmlns:w16="http://schemas.microsoft.com/office/word/2018/wordml" xmlns:w16sdtdh="http://schemas.microsoft.com/office/word/2020/wordml/sdtdatahash" xmlns:w16se="http://schemas.microsoft.com/office/word/2015/wordml/symex" xmlns:wpg="http://schemas.microsoft.com/office/word/2010/wordprocessingGroup" xmlns:wpi="http://schemas.microsoft.com/office/word/2010/wordprocessingInk" xmlns:wne="http://schemas.microsoft.com/office/word/2006/wordml" xmlns:wps="http://schemas.microsoft.com/office/word/2010/wordprocessingShape" mc:Ignorable="w14 w15 w16se w16cid w16 w16cex w16sdtdh wp14">
   <w:body>
     <w:p>
       <w:pPr>
@@ -21,34 +21,85 @@
           <w:highlight w:val="yellow"/>
         </w:rPr>
       </w:pPr>
+      <w:r>
+        <w:rPr>
+          <w:rFonts w:ascii="Times New Roman" w:eastAsia="Times New Roman" w:hAnsi="Times New Roman" w:cs="Times New Roman"/>
+          <w:b/>
+          <w:color w:val="000000" w:themeColor="text1"/>
+          <w:sz w:val="24"/>
+          <w:szCs w:val="24"/>
+          <w:highlight w:val="yellow"/>
+        </w:rPr>
+        <w:t>Highlight Template</w:t>
+      </w:r>
+    </w:p>
+    <w:p>
+      <w:pPr>
+        <w:spacing w:after="0" w:line="240" w:lineRule="auto"/>
+        <w:rPr>
+          <w:rFonts w:ascii="Times New Roman" w:eastAsia="Times New Roman" w:hAnsi="Times New Roman" w:cs="Times New Roman"/>
+          <w:b/>
+          <w:color w:val="000000" w:themeColor="text1"/>
+          <w:sz w:val="24"/>
+          <w:szCs w:val="24"/>
+        </w:rPr>
+      </w:pPr>
+    </w:p>
+    <w:p>
+      <w:pPr>
+        <w:spacing w:after="0" w:line="240" w:lineRule="auto"/>
+        <w:rPr>
+          <w:rFonts w:ascii="Times New Roman" w:eastAsia="Times New Roman" w:hAnsi="Times New Roman" w:cs="Times New Roman"/>
+          <w:color w:val="000000" w:themeColor="text1"/>
+          <w:sz w:val="24"/>
+          <w:szCs w:val="24"/>
+        </w:rPr>
+      </w:pPr>
+    </w:p>
+    <w:p>
+      <w:pPr>
+        <w:spacing w:after="0" w:line="240" w:lineRule="auto"/>
+        <w:outlineLvl w:val="0"/>
+        <w:rPr>
+          <w:rFonts w:ascii="Times New Roman" w:eastAsia="Times New Roman" w:hAnsi="Times New Roman" w:cs="Times New Roman"/>
+          <w:b/>
+          <w:bCs/>
+          <w:color w:val="000000" w:themeColor="text1"/>
+          <w:kern w:val="36"/>
+          <w:sz w:val="24"/>
+          <w:szCs w:val="24"/>
+        </w:rPr>
+      </w:pPr>
+    </w:p>
+    <w:p>
+      <w:pPr>
+        <w:spacing w:after="0" w:line="240" w:lineRule="auto"/>
+        <w:outlineLvl w:val="1"/>
+        <w:rPr>
+          <w:rFonts w:ascii="Times New Roman" w:eastAsia="Times New Roman" w:hAnsi="Times New Roman" w:cs="Times New Roman"/>
+          <w:b/>
+          <w:bCs/>
+          <w:color w:val="000000" w:themeColor="text1"/>
+          <w:sz w:val="24"/>
+          <w:szCs w:val="24"/>
+        </w:rPr>
+      </w:pPr>
       <w:commentRangeStart w:id="0"/>
       <w:r>
         <w:rPr>
           <w:rFonts w:ascii="Times New Roman" w:eastAsia="Times New Roman" w:hAnsi="Times New Roman" w:cs="Times New Roman"/>
           <w:b/>
-          <w:color w:val="000000" w:themeColor="text1"/>
-          <w:sz w:val="24"/>
-          <w:szCs w:val="24"/>
-          <w:highlight w:val="yellow"/>
-        </w:rPr>
-        <w:t xml:space="preserve">IM3 </w:t>
-      </w:r>
-      <w:r>
-        <w:rPr>
-          <w:rFonts w:ascii="Times New Roman" w:eastAsia="Times New Roman" w:hAnsi="Times New Roman" w:cs="Times New Roman"/>
-          <w:b/>
-          <w:color w:val="000000" w:themeColor="text1"/>
-          <w:sz w:val="24"/>
-          <w:szCs w:val="24"/>
-          <w:highlight w:val="yellow"/>
-        </w:rPr>
-        <w:t>Highlight Template</w:t>
+          <w:bCs/>
+          <w:color w:val="000000" w:themeColor="text1"/>
+          <w:sz w:val="24"/>
+          <w:szCs w:val="24"/>
+        </w:rPr>
+        <w:t>Title</w:t>
       </w:r>
       <w:commentRangeEnd w:id="0"/>
       <w:r>
         <w:rPr>
           <w:rStyle w:val="CommentReference"/>
-          <w:color w:val="000000" w:themeColor="text1"/>
         </w:rPr>
         <w:commentReference w:id="0"/>
       </w:r>
@@ -56,47 +107,42 @@
     <w:p>
       <w:pPr>
         <w:spacing w:after="0" w:line="240" w:lineRule="auto"/>
-        <w:rPr>
-          <w:rFonts w:ascii="Times New Roman" w:eastAsia="Times New Roman" w:hAnsi="Times New Roman" w:cs="Times New Roman"/>
-          <w:b/>
-          <w:color w:val="000000" w:themeColor="text1"/>
-          <w:sz w:val="24"/>
-          <w:szCs w:val="24"/>
-        </w:rPr>
-      </w:pPr>
-    </w:p>
-    <w:p>
-      <w:pPr>
-        <w:spacing w:after="0" w:line="240" w:lineRule="auto"/>
-        <w:rPr>
-          <w:rFonts w:ascii="Times New Roman" w:eastAsia="Times New Roman" w:hAnsi="Times New Roman" w:cs="Times New Roman"/>
-          <w:color w:val="000000" w:themeColor="text1"/>
-          <w:sz w:val="24"/>
-          <w:szCs w:val="24"/>
-        </w:rPr>
-      </w:pPr>
-    </w:p>
-    <w:p>
-      <w:pPr>
-        <w:spacing w:after="0" w:line="240" w:lineRule="auto"/>
-        <w:outlineLvl w:val="0"/>
-        <w:rPr>
-          <w:rFonts w:ascii="Times New Roman" w:eastAsia="Times New Roman" w:hAnsi="Times New Roman" w:cs="Times New Roman"/>
-          <w:b/>
-          <w:bCs/>
-          <w:color w:val="000000" w:themeColor="text1"/>
-          <w:kern w:val="36"/>
-          <w:sz w:val="24"/>
-          <w:szCs w:val="24"/>
-        </w:rPr>
-      </w:pPr>
-    </w:p>
-    <w:p>
-      <w:pPr>
-        <w:spacing w:after="0" w:line="240" w:lineRule="auto"/>
         <w:outlineLvl w:val="1"/>
         <w:rPr>
           <w:rFonts w:ascii="Times New Roman" w:eastAsia="Times New Roman" w:hAnsi="Times New Roman" w:cs="Times New Roman"/>
+          <w:color w:val="000000" w:themeColor="text1"/>
+          <w:sz w:val="24"/>
+          <w:szCs w:val="24"/>
+        </w:rPr>
+      </w:pPr>
+      <w:r>
+        <w:rPr>
+          <w:rFonts w:ascii="Times New Roman" w:eastAsia="Times New Roman" w:hAnsi="Times New Roman" w:cs="Times New Roman"/>
+          <w:color w:val="000000" w:themeColor="text1"/>
+          <w:sz w:val="24"/>
+          <w:szCs w:val="24"/>
+        </w:rPr>
+        <w:t>{{title}}</w:t>
+      </w:r>
+    </w:p>
+    <w:p>
+      <w:pPr>
+        <w:spacing w:after="0" w:line="240" w:lineRule="auto"/>
+        <w:outlineLvl w:val="1"/>
+        <w:rPr>
+          <w:rFonts w:ascii="Times New Roman" w:eastAsia="Times New Roman" w:hAnsi="Times New Roman" w:cs="Times New Roman"/>
+          <w:color w:val="000000" w:themeColor="text1"/>
+          <w:sz w:val="24"/>
+          <w:szCs w:val="24"/>
+        </w:rPr>
+      </w:pPr>
+    </w:p>
+    <w:p>
+      <w:pPr>
+        <w:spacing w:after="0" w:line="240" w:lineRule="auto"/>
+        <w:outlineLvl w:val="1"/>
+        <w:rPr>
+          <w:rFonts w:ascii="Times New Roman" w:eastAsia="Times New Roman" w:hAnsi="Times New Roman" w:cs="Times New Roman"/>
           <w:b/>
           <w:bCs/>
           <w:color w:val="000000" w:themeColor="text1"/>
@@ -114,15 +160,12 @@
           <w:sz w:val="24"/>
           <w:szCs w:val="24"/>
         </w:rPr>
-        <w:t>Title</w:t>
+        <w:t>Subtitle</w:t>
       </w:r>
       <w:commentRangeEnd w:id="1"/>
       <w:r>
         <w:rPr>
           <w:rStyle w:val="CommentReference"/>
-          <w:b/>
-          <w:bCs/>
-          <w:color w:val="000000" w:themeColor="text1"/>
         </w:rPr>
         <w:commentReference w:id="1"/>
       </w:r>
@@ -130,44 +173,39 @@
     <w:p>
       <w:pPr>
         <w:spacing w:after="0" w:line="240" w:lineRule="auto"/>
-        <w:outlineLvl w:val="1"/>
-        <w:rPr>
-          <w:rFonts w:ascii="Times New Roman" w:eastAsia="Times New Roman" w:hAnsi="Times New Roman" w:cs="Times New Roman"/>
-          <w:color w:val="000000" w:themeColor="text1"/>
-          <w:sz w:val="24"/>
-          <w:szCs w:val="24"/>
-        </w:rPr>
-      </w:pPr>
-      <w:r>
-        <w:rPr>
-          <w:rFonts w:ascii="Times New Roman" w:eastAsia="Times New Roman" w:hAnsi="Times New Roman" w:cs="Times New Roman"/>
-          <w:color w:val="000000" w:themeColor="text1"/>
-          <w:sz w:val="24"/>
-          <w:szCs w:val="24"/>
-        </w:rPr>
-        <w:t>{{title}}</w:t>
-      </w:r>
-    </w:p>
-    <w:p>
-      <w:pPr>
-        <w:spacing w:after="0" w:line="240" w:lineRule="auto"/>
-        <w:outlineLvl w:val="1"/>
-        <w:rPr>
-          <w:rFonts w:ascii="Times New Roman" w:eastAsia="Times New Roman" w:hAnsi="Times New Roman" w:cs="Times New Roman"/>
-          <w:color w:val="000000" w:themeColor="text1"/>
-          <w:sz w:val="24"/>
-          <w:szCs w:val="24"/>
-        </w:rPr>
-      </w:pPr>
-    </w:p>
-    <w:p>
-      <w:pPr>
-        <w:spacing w:after="0" w:line="240" w:lineRule="auto"/>
-        <w:outlineLvl w:val="1"/>
-        <w:rPr>
-          <w:rFonts w:ascii="Times New Roman" w:eastAsia="Times New Roman" w:hAnsi="Times New Roman" w:cs="Times New Roman"/>
-          <w:b/>
-          <w:bCs/>
+        <w:rPr>
+          <w:rFonts w:ascii="Times New Roman" w:eastAsia="Times New Roman" w:hAnsi="Times New Roman" w:cs="Times New Roman"/>
+          <w:color w:val="000000" w:themeColor="text1"/>
+          <w:sz w:val="24"/>
+          <w:szCs w:val="24"/>
+        </w:rPr>
+      </w:pPr>
+      <w:r>
+        <w:rPr>
+          <w:rFonts w:ascii="Times New Roman" w:eastAsia="Times New Roman" w:hAnsi="Times New Roman" w:cs="Times New Roman"/>
+          <w:color w:val="000000" w:themeColor="text1"/>
+          <w:sz w:val="24"/>
+          <w:szCs w:val="24"/>
+        </w:rPr>
+        <w:t>{{subtitle}}</w:t>
+      </w:r>
+    </w:p>
+    <w:p>
+      <w:pPr>
+        <w:spacing w:after="0" w:line="240" w:lineRule="auto"/>
+        <w:rPr>
+          <w:rFonts w:ascii="Times New Roman" w:eastAsia="Times New Roman" w:hAnsi="Times New Roman" w:cs="Times New Roman"/>
+          <w:color w:val="000000" w:themeColor="text1"/>
+          <w:sz w:val="24"/>
+          <w:szCs w:val="24"/>
+        </w:rPr>
+      </w:pPr>
+    </w:p>
+    <w:p>
+      <w:pPr>
+        <w:spacing w:after="0" w:line="240" w:lineRule="auto"/>
+        <w:rPr>
+          <w:rFonts w:ascii="Times New Roman" w:eastAsia="Times New Roman" w:hAnsi="Times New Roman" w:cs="Times New Roman"/>
           <w:color w:val="000000" w:themeColor="text1"/>
           <w:sz w:val="24"/>
           <w:szCs w:val="24"/>
@@ -177,20 +215,43 @@
       <w:r>
         <w:rPr>
           <w:rFonts w:ascii="Times New Roman" w:eastAsia="Times New Roman" w:hAnsi="Times New Roman" w:cs="Times New Roman"/>
-          <w:b/>
-          <w:bCs/>
-          <w:color w:val="000000" w:themeColor="text1"/>
-          <w:sz w:val="24"/>
-          <w:szCs w:val="24"/>
-        </w:rPr>
-        <w:t>Subtitle</w:t>
+          <w:color w:val="000000" w:themeColor="text1"/>
+          <w:sz w:val="24"/>
+          <w:szCs w:val="24"/>
+        </w:rPr>
+        <w:t>[</w:t>
+      </w:r>
+      <w:r>
+        <w:rPr>
+          <w:rFonts w:ascii="Times New Roman" w:eastAsia="Times New Roman" w:hAnsi="Times New Roman" w:cs="Times New Roman"/>
+          <w:color w:val="000000" w:themeColor="text1"/>
+          <w:sz w:val="24"/>
+          <w:szCs w:val="24"/>
+        </w:rPr>
+        <w:t>Photo i</w:t>
+      </w:r>
+      <w:r>
+        <w:rPr>
+          <w:rFonts w:ascii="Times New Roman" w:eastAsia="Times New Roman" w:hAnsi="Times New Roman" w:cs="Times New Roman"/>
+          <w:color w:val="000000" w:themeColor="text1"/>
+          <w:sz w:val="24"/>
+          <w:szCs w:val="24"/>
+        </w:rPr>
+        <w:t>mage</w:t>
+      </w:r>
+      <w:r>
+        <w:rPr>
+          <w:rFonts w:ascii="Times New Roman" w:eastAsia="Times New Roman" w:hAnsi="Times New Roman" w:cs="Times New Roman"/>
+          <w:color w:val="000000" w:themeColor="text1"/>
+          <w:sz w:val="24"/>
+          <w:szCs w:val="24"/>
+        </w:rPr>
+        <w:t>]</w:t>
       </w:r>
       <w:commentRangeEnd w:id="2"/>
       <w:r>
         <w:rPr>
           <w:rStyle w:val="CommentReference"/>
-          <w:b/>
-          <w:bCs/>
           <w:color w:val="000000" w:themeColor="text1"/>
         </w:rPr>
         <w:commentReference w:id="2"/>
@@ -213,25 +274,27 @@
           <w:sz w:val="24"/>
           <w:szCs w:val="24"/>
         </w:rPr>
-        <w:t>{{subtitle}}</w:t>
-      </w:r>
-    </w:p>
-    <w:p>
-      <w:pPr>
-        <w:spacing w:after="0" w:line="240" w:lineRule="auto"/>
-        <w:rPr>
-          <w:rFonts w:ascii="Times New Roman" w:eastAsia="Times New Roman" w:hAnsi="Times New Roman" w:cs="Times New Roman"/>
-          <w:color w:val="000000" w:themeColor="text1"/>
-          <w:sz w:val="24"/>
-          <w:szCs w:val="24"/>
-        </w:rPr>
-      </w:pPr>
-    </w:p>
-    <w:p>
-      <w:pPr>
-        <w:spacing w:after="0" w:line="240" w:lineRule="auto"/>
-        <w:rPr>
-          <w:rFonts w:ascii="Times New Roman" w:eastAsia="Times New Roman" w:hAnsi="Times New Roman" w:cs="Times New Roman"/>
+        <w:t>{{photo}}</w:t>
+      </w:r>
+    </w:p>
+    <w:p>
+      <w:pPr>
+        <w:spacing w:after="0" w:line="240" w:lineRule="auto"/>
+        <w:rPr>
+          <w:rFonts w:ascii="Times New Roman" w:eastAsia="Times New Roman" w:hAnsi="Times New Roman" w:cs="Times New Roman"/>
+          <w:color w:val="000000" w:themeColor="text1"/>
+          <w:sz w:val="24"/>
+          <w:szCs w:val="24"/>
+        </w:rPr>
+      </w:pPr>
+    </w:p>
+    <w:p>
+      <w:pPr>
+        <w:spacing w:after="0" w:line="240" w:lineRule="auto"/>
+        <w:rPr>
+          <w:rFonts w:ascii="Times New Roman" w:eastAsia="Times New Roman" w:hAnsi="Times New Roman" w:cs="Times New Roman"/>
+          <w:b/>
+          <w:bCs/>
           <w:color w:val="000000" w:themeColor="text1"/>
           <w:sz w:val="24"/>
           <w:szCs w:val="24"/>
@@ -241,43 +304,20 @@
       <w:r>
         <w:rPr>
           <w:rFonts w:ascii="Times New Roman" w:eastAsia="Times New Roman" w:hAnsi="Times New Roman" w:cs="Times New Roman"/>
-          <w:color w:val="000000" w:themeColor="text1"/>
-          <w:sz w:val="24"/>
-          <w:szCs w:val="24"/>
-        </w:rPr>
-        <w:t>[</w:t>
-      </w:r>
-      <w:r>
-        <w:rPr>
-          <w:rFonts w:ascii="Times New Roman" w:eastAsia="Times New Roman" w:hAnsi="Times New Roman" w:cs="Times New Roman"/>
-          <w:color w:val="000000" w:themeColor="text1"/>
-          <w:sz w:val="24"/>
-          <w:szCs w:val="24"/>
-        </w:rPr>
-        <w:t>Photo i</w:t>
-      </w:r>
-      <w:r>
-        <w:rPr>
-          <w:rFonts w:ascii="Times New Roman" w:eastAsia="Times New Roman" w:hAnsi="Times New Roman" w:cs="Times New Roman"/>
-          <w:color w:val="000000" w:themeColor="text1"/>
-          <w:sz w:val="24"/>
-          <w:szCs w:val="24"/>
-        </w:rPr>
-        <w:t>mage</w:t>
-      </w:r>
-      <w:r>
-        <w:rPr>
-          <w:rFonts w:ascii="Times New Roman" w:eastAsia="Times New Roman" w:hAnsi="Times New Roman" w:cs="Times New Roman"/>
-          <w:color w:val="000000" w:themeColor="text1"/>
-          <w:sz w:val="24"/>
-          <w:szCs w:val="24"/>
-        </w:rPr>
-        <w:t>]</w:t>
+          <w:b/>
+          <w:bCs/>
+          <w:color w:val="000000" w:themeColor="text1"/>
+          <w:sz w:val="24"/>
+          <w:szCs w:val="24"/>
+        </w:rPr>
+        <w:t>Photo image link</w:t>
       </w:r>
       <w:commentRangeEnd w:id="3"/>
       <w:r>
         <w:rPr>
           <w:rStyle w:val="CommentReference"/>
+          <w:b/>
+          <w:bCs/>
           <w:color w:val="000000" w:themeColor="text1"/>
         </w:rPr>
         <w:commentReference w:id="3"/>
@@ -288,62 +328,104 @@
         <w:spacing w:after="0" w:line="240" w:lineRule="auto"/>
         <w:rPr>
           <w:rFonts w:ascii="Times New Roman" w:eastAsia="Times New Roman" w:hAnsi="Times New Roman" w:cs="Times New Roman"/>
-          <w:color w:val="000000" w:themeColor="text1"/>
-          <w:sz w:val="24"/>
-          <w:szCs w:val="24"/>
-        </w:rPr>
-      </w:pPr>
-      <w:r>
-        <w:rPr>
-          <w:rFonts w:ascii="Times New Roman" w:eastAsia="Times New Roman" w:hAnsi="Times New Roman" w:cs="Times New Roman"/>
-          <w:color w:val="000000" w:themeColor="text1"/>
-          <w:sz w:val="24"/>
-          <w:szCs w:val="24"/>
-        </w:rPr>
-        <w:t>{{photo}}</w:t>
-      </w:r>
-    </w:p>
-    <w:p>
-      <w:pPr>
-        <w:spacing w:after="0" w:line="240" w:lineRule="auto"/>
-        <w:rPr>
-          <w:rFonts w:ascii="Times New Roman" w:eastAsia="Times New Roman" w:hAnsi="Times New Roman" w:cs="Times New Roman"/>
-          <w:color w:val="000000" w:themeColor="text1"/>
-          <w:sz w:val="24"/>
-          <w:szCs w:val="24"/>
-        </w:rPr>
-      </w:pPr>
-    </w:p>
-    <w:p>
-      <w:pPr>
-        <w:spacing w:after="0" w:line="240" w:lineRule="auto"/>
-        <w:rPr>
-          <w:rFonts w:ascii="Times New Roman" w:eastAsia="Times New Roman" w:hAnsi="Times New Roman" w:cs="Times New Roman"/>
-          <w:b/>
-          <w:bCs/>
-          <w:color w:val="000000" w:themeColor="text1"/>
-          <w:sz w:val="24"/>
-          <w:szCs w:val="24"/>
-        </w:rPr>
-      </w:pPr>
+          <w:b/>
+          <w:bCs/>
+          <w:color w:val="000000" w:themeColor="text1"/>
+          <w:sz w:val="24"/>
+          <w:szCs w:val="24"/>
+        </w:rPr>
+      </w:pPr>
+      <w:r>
+        <w:rPr>
+          <w:rFonts w:ascii="Times New Roman" w:eastAsia="Times New Roman" w:hAnsi="Times New Roman" w:cs="Times New Roman"/>
+          <w:b/>
+          <w:bCs/>
+          <w:color w:val="000000" w:themeColor="text1"/>
+          <w:sz w:val="24"/>
+          <w:szCs w:val="24"/>
+        </w:rPr>
+        <w:t>{{</w:t>
+      </w:r>
+      <w:proofErr w:type="spellStart"/>
+      <w:r>
+        <w:rPr>
+          <w:rFonts w:ascii="Times New Roman" w:eastAsia="Times New Roman" w:hAnsi="Times New Roman" w:cs="Times New Roman"/>
+          <w:b/>
+          <w:bCs/>
+          <w:color w:val="000000" w:themeColor="text1"/>
+          <w:sz w:val="24"/>
+          <w:szCs w:val="24"/>
+        </w:rPr>
+        <w:t>photo_link</w:t>
+      </w:r>
+      <w:proofErr w:type="spellEnd"/>
+      <w:r>
+        <w:rPr>
+          <w:rFonts w:ascii="Times New Roman" w:eastAsia="Times New Roman" w:hAnsi="Times New Roman" w:cs="Times New Roman"/>
+          <w:b/>
+          <w:bCs/>
+          <w:color w:val="000000" w:themeColor="text1"/>
+          <w:sz w:val="24"/>
+          <w:szCs w:val="24"/>
+        </w:rPr>
+        <w:t>}}</w:t>
+      </w:r>
+    </w:p>
+    <w:p>
+      <w:pPr>
+        <w:spacing w:after="0" w:line="240" w:lineRule="auto"/>
+        <w:rPr>
+          <w:rFonts w:ascii="Times New Roman" w:eastAsia="Times New Roman" w:hAnsi="Times New Roman" w:cs="Times New Roman"/>
+          <w:color w:val="000000" w:themeColor="text1"/>
+          <w:sz w:val="24"/>
+          <w:szCs w:val="24"/>
+        </w:rPr>
+      </w:pPr>
+    </w:p>
+    <w:p>
+      <w:pPr>
+        <w:spacing w:after="0" w:line="240" w:lineRule="auto"/>
+        <w:rPr>
+          <w:rFonts w:ascii="Times New Roman" w:eastAsia="Times New Roman" w:hAnsi="Times New Roman" w:cs="Times New Roman"/>
+          <w:color w:val="000000" w:themeColor="text1"/>
+          <w:sz w:val="24"/>
+          <w:szCs w:val="24"/>
+        </w:rPr>
+      </w:pPr>
+      <w:r>
+        <w:rPr>
+          <w:rFonts w:ascii="Times New Roman" w:eastAsia="Times New Roman" w:hAnsi="Times New Roman" w:cs="Times New Roman"/>
+          <w:b/>
+          <w:bCs/>
+          <w:color w:val="000000" w:themeColor="text1"/>
+          <w:sz w:val="24"/>
+          <w:szCs w:val="24"/>
+        </w:rPr>
+        <w:t>Image courtesy of</w:t>
+      </w:r>
+      <w:r>
+        <w:rPr>
+          <w:rFonts w:ascii="Times New Roman" w:eastAsia="Times New Roman" w:hAnsi="Times New Roman" w:cs="Times New Roman"/>
+          <w:color w:val="000000" w:themeColor="text1"/>
+          <w:sz w:val="24"/>
+          <w:szCs w:val="24"/>
+        </w:rPr>
+        <w:t xml:space="preserve"> </w:t>
+      </w:r>
       <w:commentRangeStart w:id="4"/>
       <w:r>
         <w:rPr>
           <w:rFonts w:ascii="Times New Roman" w:eastAsia="Times New Roman" w:hAnsi="Times New Roman" w:cs="Times New Roman"/>
-          <w:b/>
-          <w:bCs/>
-          <w:color w:val="000000" w:themeColor="text1"/>
-          <w:sz w:val="24"/>
-          <w:szCs w:val="24"/>
-        </w:rPr>
-        <w:t>Photo image link</w:t>
+          <w:color w:val="000000" w:themeColor="text1"/>
+          <w:sz w:val="24"/>
+          <w:szCs w:val="24"/>
+        </w:rPr>
+        <w:t>[source]</w:t>
       </w:r>
       <w:commentRangeEnd w:id="4"/>
       <w:r>
         <w:rPr>
           <w:rStyle w:val="CommentReference"/>
-          <w:b/>
-          <w:bCs/>
           <w:color w:val="000000" w:themeColor="text1"/>
         </w:rPr>
         <w:commentReference w:id="4"/>
@@ -354,21 +436,19 @@
         <w:spacing w:after="0" w:line="240" w:lineRule="auto"/>
         <w:rPr>
           <w:rFonts w:ascii="Times New Roman" w:eastAsia="Times New Roman" w:hAnsi="Times New Roman" w:cs="Times New Roman"/>
-          <w:b/>
-          <w:bCs/>
-          <w:color w:val="000000" w:themeColor="text1"/>
-          <w:sz w:val="24"/>
-          <w:szCs w:val="24"/>
-        </w:rPr>
-      </w:pPr>
-      <w:r>
-        <w:rPr>
-          <w:rFonts w:ascii="Times New Roman" w:eastAsia="Times New Roman" w:hAnsi="Times New Roman" w:cs="Times New Roman"/>
-          <w:b/>
-          <w:bCs/>
-          <w:color w:val="000000" w:themeColor="text1"/>
-          <w:sz w:val="24"/>
-          <w:szCs w:val="24"/>
+          <w:color w:val="000000" w:themeColor="text1"/>
+          <w:sz w:val="24"/>
+          <w:szCs w:val="24"/>
+          <w:lang w:val="fr-FR"/>
+        </w:rPr>
+      </w:pPr>
+      <w:r>
+        <w:rPr>
+          <w:rFonts w:ascii="Times New Roman" w:eastAsia="Times New Roman" w:hAnsi="Times New Roman" w:cs="Times New Roman"/>
+          <w:color w:val="000000" w:themeColor="text1"/>
+          <w:sz w:val="24"/>
+          <w:szCs w:val="24"/>
+          <w:lang w:val="fr-FR"/>
         </w:rPr>
         <w:t>{{</w:t>
       </w:r>
@@ -376,23 +456,21 @@
       <w:r>
         <w:rPr>
           <w:rFonts w:ascii="Times New Roman" w:eastAsia="Times New Roman" w:hAnsi="Times New Roman" w:cs="Times New Roman"/>
-          <w:b/>
-          <w:bCs/>
-          <w:color w:val="000000" w:themeColor="text1"/>
-          <w:sz w:val="24"/>
-          <w:szCs w:val="24"/>
-        </w:rPr>
-        <w:t>photo_link</w:t>
+          <w:color w:val="000000" w:themeColor="text1"/>
+          <w:sz w:val="24"/>
+          <w:szCs w:val="24"/>
+          <w:lang w:val="fr-FR"/>
+        </w:rPr>
+        <w:t>photo_site_name</w:t>
       </w:r>
       <w:proofErr w:type="spellEnd"/>
       <w:r>
         <w:rPr>
           <w:rFonts w:ascii="Times New Roman" w:eastAsia="Times New Roman" w:hAnsi="Times New Roman" w:cs="Times New Roman"/>
-          <w:b/>
-          <w:bCs/>
-          <w:color w:val="000000" w:themeColor="text1"/>
-          <w:sz w:val="24"/>
-          <w:szCs w:val="24"/>
+          <w:color w:val="000000" w:themeColor="text1"/>
+          <w:sz w:val="24"/>
+          <w:szCs w:val="24"/>
+          <w:lang w:val="fr-FR"/>
         </w:rPr>
         <w:t>}}</w:t>
       </w:r>
@@ -405,142 +483,59 @@
           <w:color w:val="000000" w:themeColor="text1"/>
           <w:sz w:val="24"/>
           <w:szCs w:val="24"/>
-        </w:rPr>
-      </w:pPr>
-    </w:p>
-    <w:p>
-      <w:pPr>
-        <w:spacing w:after="0" w:line="240" w:lineRule="auto"/>
-        <w:rPr>
-          <w:rFonts w:ascii="Times New Roman" w:eastAsia="Times New Roman" w:hAnsi="Times New Roman" w:cs="Times New Roman"/>
-          <w:color w:val="000000" w:themeColor="text1"/>
-          <w:sz w:val="24"/>
-          <w:szCs w:val="24"/>
-        </w:rPr>
-      </w:pPr>
-      <w:r>
-        <w:rPr>
-          <w:rFonts w:ascii="Times New Roman" w:eastAsia="Times New Roman" w:hAnsi="Times New Roman" w:cs="Times New Roman"/>
-          <w:b/>
-          <w:bCs/>
-          <w:color w:val="000000" w:themeColor="text1"/>
-          <w:sz w:val="24"/>
-          <w:szCs w:val="24"/>
-        </w:rPr>
-        <w:t>Image courtesy of</w:t>
-      </w:r>
-      <w:r>
-        <w:rPr>
-          <w:rFonts w:ascii="Times New Roman" w:eastAsia="Times New Roman" w:hAnsi="Times New Roman" w:cs="Times New Roman"/>
-          <w:color w:val="000000" w:themeColor="text1"/>
-          <w:sz w:val="24"/>
-          <w:szCs w:val="24"/>
-        </w:rPr>
-        <w:t xml:space="preserve"> </w:t>
-      </w:r>
+          <w:lang w:val="fr-FR"/>
+        </w:rPr>
+      </w:pPr>
+    </w:p>
+    <w:p>
+      <w:pPr>
+        <w:spacing w:after="0" w:line="240" w:lineRule="auto"/>
+        <w:rPr>
+          <w:rFonts w:ascii="Times New Roman" w:eastAsia="Times New Roman" w:hAnsi="Times New Roman" w:cs="Times New Roman"/>
+          <w:b/>
+          <w:bCs/>
+          <w:color w:val="000000" w:themeColor="text1"/>
+          <w:sz w:val="24"/>
+          <w:szCs w:val="24"/>
+          <w:lang w:val="fr-FR"/>
+        </w:rPr>
+      </w:pPr>
       <w:commentRangeStart w:id="5"/>
       <w:r>
         <w:rPr>
           <w:rFonts w:ascii="Times New Roman" w:eastAsia="Times New Roman" w:hAnsi="Times New Roman" w:cs="Times New Roman"/>
-          <w:color w:val="000000" w:themeColor="text1"/>
-          <w:sz w:val="24"/>
-          <w:szCs w:val="24"/>
-        </w:rPr>
-        <w:t>[source]</w:t>
+          <w:b/>
+          <w:bCs/>
+          <w:color w:val="000000" w:themeColor="text1"/>
+          <w:sz w:val="24"/>
+          <w:szCs w:val="24"/>
+          <w:lang w:val="fr-FR"/>
+        </w:rPr>
+        <w:t xml:space="preserve">Image </w:t>
+      </w:r>
+      <w:proofErr w:type="spellStart"/>
+      <w:r>
+        <w:rPr>
+          <w:rFonts w:ascii="Times New Roman" w:eastAsia="Times New Roman" w:hAnsi="Times New Roman" w:cs="Times New Roman"/>
+          <w:b/>
+          <w:bCs/>
+          <w:color w:val="000000" w:themeColor="text1"/>
+          <w:sz w:val="24"/>
+          <w:szCs w:val="24"/>
+          <w:lang w:val="fr-FR"/>
+        </w:rPr>
+        <w:t>caption</w:t>
       </w:r>
       <w:commentRangeEnd w:id="5"/>
+      <w:proofErr w:type="spellEnd"/>
       <w:r>
         <w:rPr>
           <w:rStyle w:val="CommentReference"/>
+          <w:b/>
+          <w:bCs/>
           <w:color w:val="000000" w:themeColor="text1"/>
         </w:rPr>
         <w:commentReference w:id="5"/>
-      </w:r>
-    </w:p>
-    <w:p>
-      <w:pPr>
-        <w:spacing w:after="0" w:line="240" w:lineRule="auto"/>
-        <w:rPr>
-          <w:rFonts w:ascii="Times New Roman" w:eastAsia="Times New Roman" w:hAnsi="Times New Roman" w:cs="Times New Roman"/>
-          <w:color w:val="000000" w:themeColor="text1"/>
-          <w:sz w:val="24"/>
-          <w:szCs w:val="24"/>
-        </w:rPr>
-      </w:pPr>
-      <w:r>
-        <w:rPr>
-          <w:rFonts w:ascii="Times New Roman" w:eastAsia="Times New Roman" w:hAnsi="Times New Roman" w:cs="Times New Roman"/>
-          <w:color w:val="000000" w:themeColor="text1"/>
-          <w:sz w:val="24"/>
-          <w:szCs w:val="24"/>
-        </w:rPr>
-        <w:t>{{</w:t>
-      </w:r>
-      <w:proofErr w:type="spellStart"/>
-      <w:r>
-        <w:rPr>
-          <w:rFonts w:ascii="Times New Roman" w:eastAsia="Times New Roman" w:hAnsi="Times New Roman" w:cs="Times New Roman"/>
-          <w:color w:val="000000" w:themeColor="text1"/>
-          <w:sz w:val="24"/>
-          <w:szCs w:val="24"/>
-        </w:rPr>
-        <w:t>photo_site_name</w:t>
-      </w:r>
-      <w:proofErr w:type="spellEnd"/>
-      <w:r>
-        <w:rPr>
-          <w:rFonts w:ascii="Times New Roman" w:eastAsia="Times New Roman" w:hAnsi="Times New Roman" w:cs="Times New Roman"/>
-          <w:color w:val="000000" w:themeColor="text1"/>
-          <w:sz w:val="24"/>
-          <w:szCs w:val="24"/>
-        </w:rPr>
-        <w:t>}}</w:t>
-      </w:r>
-    </w:p>
-    <w:p>
-      <w:pPr>
-        <w:spacing w:after="0" w:line="240" w:lineRule="auto"/>
-        <w:rPr>
-          <w:rFonts w:ascii="Times New Roman" w:eastAsia="Times New Roman" w:hAnsi="Times New Roman" w:cs="Times New Roman"/>
-          <w:color w:val="000000" w:themeColor="text1"/>
-          <w:sz w:val="24"/>
-          <w:szCs w:val="24"/>
-        </w:rPr>
-      </w:pPr>
-    </w:p>
-    <w:p>
-      <w:pPr>
-        <w:spacing w:after="0" w:line="240" w:lineRule="auto"/>
-        <w:rPr>
-          <w:rFonts w:ascii="Times New Roman" w:eastAsia="Times New Roman" w:hAnsi="Times New Roman" w:cs="Times New Roman"/>
-          <w:b/>
-          <w:bCs/>
-          <w:color w:val="000000" w:themeColor="text1"/>
-          <w:sz w:val="24"/>
-          <w:szCs w:val="24"/>
-        </w:rPr>
-      </w:pPr>
-      <w:commentRangeStart w:id="6"/>
-      <w:r>
-        <w:rPr>
-          <w:rFonts w:ascii="Times New Roman" w:eastAsia="Times New Roman" w:hAnsi="Times New Roman" w:cs="Times New Roman"/>
-          <w:b/>
-          <w:bCs/>
-          <w:color w:val="000000" w:themeColor="text1"/>
-          <w:sz w:val="24"/>
-          <w:szCs w:val="24"/>
-        </w:rPr>
-        <w:t>Image caption</w:t>
-      </w:r>
-      <w:commentRangeEnd w:id="6"/>
-      <w:r>
-        <w:rPr>
-          <w:rStyle w:val="CommentReference"/>
-          <w:b/>
-          <w:bCs/>
-          <w:color w:val="000000" w:themeColor="text1"/>
-        </w:rPr>
-        <w:commentReference w:id="6"/>
       </w:r>
     </w:p>
     <w:p>
@@ -557,16 +552,18 @@
           <w:color w:val="000000" w:themeColor="text1"/>
           <w:sz w:val="24"/>
           <w:szCs w:val="24"/>
-        </w:rPr>
-      </w:pPr>
-      <w:r>
-        <w:rPr>
-          <w:rFonts w:ascii="Times New Roman" w:eastAsia="Times New Roman" w:hAnsi="Times New Roman" w:cs="Times New Roman"/>
-          <w:b/>
-          <w:bCs/>
-          <w:color w:val="000000" w:themeColor="text1"/>
-          <w:sz w:val="24"/>
-          <w:szCs w:val="24"/>
+          <w:lang w:val="fr-FR"/>
+        </w:rPr>
+      </w:pPr>
+      <w:r>
+        <w:rPr>
+          <w:rFonts w:ascii="Times New Roman" w:eastAsia="Times New Roman" w:hAnsi="Times New Roman" w:cs="Times New Roman"/>
+          <w:b/>
+          <w:bCs/>
+          <w:color w:val="000000" w:themeColor="text1"/>
+          <w:sz w:val="24"/>
+          <w:szCs w:val="24"/>
+          <w:lang w:val="fr-FR"/>
         </w:rPr>
         <w:t>{{</w:t>
       </w:r>
@@ -579,6 +576,7 @@
           <w:color w:val="000000" w:themeColor="text1"/>
           <w:sz w:val="24"/>
           <w:szCs w:val="24"/>
+          <w:lang w:val="fr-FR"/>
         </w:rPr>
         <w:t>image_caption</w:t>
       </w:r>
@@ -591,6 +589,7 @@
           <w:color w:val="000000" w:themeColor="text1"/>
           <w:sz w:val="24"/>
           <w:szCs w:val="24"/>
+          <w:lang w:val="fr-FR"/>
         </w:rPr>
         <w:t>}}</w:t>
       </w:r>
@@ -609,6 +608,7 @@
           <w:color w:val="000000" w:themeColor="text1"/>
           <w:sz w:val="24"/>
           <w:szCs w:val="24"/>
+          <w:lang w:val="fr-FR"/>
         </w:rPr>
       </w:pPr>
     </w:p>
@@ -628,7 +628,7 @@
           <w:szCs w:val="24"/>
         </w:rPr>
       </w:pPr>
-      <w:commentRangeStart w:id="7"/>
+      <w:commentRangeStart w:id="6"/>
       <w:r>
         <w:rPr>
           <w:rFonts w:ascii="Times New Roman" w:eastAsia="Times New Roman" w:hAnsi="Times New Roman" w:cs="Times New Roman"/>
@@ -640,24 +640,23 @@
         </w:rPr>
         <w:t>The Science</w:t>
       </w:r>
-      <w:commentRangeEnd w:id="7"/>
+      <w:r>
+        <w:rPr>
+          <w:rFonts w:ascii="Times New Roman" w:eastAsia="Times New Roman" w:hAnsi="Times New Roman" w:cs="Times New Roman"/>
+          <w:b/>
+          <w:bCs/>
+          <w:color w:val="000000" w:themeColor="text1"/>
+          <w:sz w:val="24"/>
+          <w:szCs w:val="24"/>
+        </w:rPr>
+        <w:tab/>
+      </w:r>
+      <w:commentRangeEnd w:id="6"/>
       <w:r>
         <w:rPr>
           <w:rStyle w:val="CommentReference"/>
-          <w:color w:val="000000" w:themeColor="text1"/>
-        </w:rPr>
-        <w:commentReference w:id="7"/>
-      </w:r>
-      <w:r>
-        <w:rPr>
-          <w:rFonts w:ascii="Times New Roman" w:eastAsia="Times New Roman" w:hAnsi="Times New Roman" w:cs="Times New Roman"/>
-          <w:b/>
-          <w:bCs/>
-          <w:color w:val="000000" w:themeColor="text1"/>
-          <w:sz w:val="24"/>
-          <w:szCs w:val="24"/>
-        </w:rPr>
-        <w:tab/>
+        </w:rPr>
+        <w:commentReference w:id="6"/>
       </w:r>
     </w:p>
     <w:p>
@@ -710,6 +709,70 @@
           <w:szCs w:val="24"/>
         </w:rPr>
       </w:pPr>
+      <w:commentRangeStart w:id="7"/>
+      <w:r>
+        <w:rPr>
+          <w:rFonts w:ascii="Times New Roman" w:eastAsia="Times New Roman" w:hAnsi="Times New Roman" w:cs="Times New Roman"/>
+          <w:b/>
+          <w:bCs/>
+          <w:color w:val="000000" w:themeColor="text1"/>
+          <w:sz w:val="24"/>
+          <w:szCs w:val="24"/>
+        </w:rPr>
+        <w:t>Impact</w:t>
+      </w:r>
+      <w:commentRangeEnd w:id="7"/>
+      <w:r>
+        <w:rPr>
+          <w:rStyle w:val="CommentReference"/>
+        </w:rPr>
+        <w:commentReference w:id="7"/>
+      </w:r>
+    </w:p>
+    <w:p>
+      <w:pPr>
+        <w:spacing w:after="0" w:line="240" w:lineRule="auto"/>
+        <w:rPr>
+          <w:rFonts w:ascii="Times New Roman" w:hAnsi="Times New Roman" w:cs="Times New Roman"/>
+          <w:color w:val="000000" w:themeColor="text1"/>
+          <w:sz w:val="24"/>
+          <w:szCs w:val="24"/>
+        </w:rPr>
+      </w:pPr>
+      <w:r>
+        <w:rPr>
+          <w:rFonts w:ascii="Times New Roman" w:hAnsi="Times New Roman" w:cs="Times New Roman"/>
+          <w:color w:val="000000" w:themeColor="text1"/>
+          <w:sz w:val="24"/>
+          <w:szCs w:val="24"/>
+        </w:rPr>
+        <w:t>{{impact}}</w:t>
+      </w:r>
+    </w:p>
+    <w:p>
+      <w:pPr>
+        <w:spacing w:after="0" w:line="240" w:lineRule="auto"/>
+        <w:rPr>
+          <w:rFonts w:ascii="Times New Roman" w:hAnsi="Times New Roman" w:cs="Times New Roman"/>
+          <w:color w:val="000000" w:themeColor="text1"/>
+          <w:sz w:val="24"/>
+          <w:szCs w:val="24"/>
+        </w:rPr>
+      </w:pPr>
+    </w:p>
+    <w:p>
+      <w:pPr>
+        <w:spacing w:after="0" w:line="240" w:lineRule="auto"/>
+        <w:outlineLvl w:val="3"/>
+        <w:rPr>
+          <w:rFonts w:ascii="Times New Roman" w:eastAsia="Times New Roman" w:hAnsi="Times New Roman" w:cs="Times New Roman"/>
+          <w:b/>
+          <w:bCs/>
+          <w:color w:val="000000" w:themeColor="text1"/>
+          <w:sz w:val="24"/>
+          <w:szCs w:val="24"/>
+        </w:rPr>
+      </w:pPr>
       <w:commentRangeStart w:id="8"/>
       <w:r>
         <w:rPr>
@@ -720,13 +783,12 @@
           <w:sz w:val="24"/>
           <w:szCs w:val="24"/>
         </w:rPr>
-        <w:t>Impact</w:t>
+        <w:t>Summary</w:t>
       </w:r>
       <w:commentRangeEnd w:id="8"/>
       <w:r>
         <w:rPr>
           <w:rStyle w:val="CommentReference"/>
-          <w:color w:val="000000" w:themeColor="text1"/>
         </w:rPr>
         <w:commentReference w:id="8"/>
       </w:r>
@@ -735,27 +797,27 @@
       <w:pPr>
         <w:spacing w:after="0" w:line="240" w:lineRule="auto"/>
         <w:rPr>
-          <w:rFonts w:ascii="Times New Roman" w:hAnsi="Times New Roman" w:cs="Times New Roman"/>
-          <w:color w:val="000000" w:themeColor="text1"/>
-          <w:sz w:val="24"/>
-          <w:szCs w:val="24"/>
-        </w:rPr>
-      </w:pPr>
-      <w:r>
-        <w:rPr>
-          <w:rFonts w:ascii="Times New Roman" w:hAnsi="Times New Roman" w:cs="Times New Roman"/>
-          <w:color w:val="000000" w:themeColor="text1"/>
-          <w:sz w:val="24"/>
-          <w:szCs w:val="24"/>
-        </w:rPr>
-        <w:t>{{impact}}</w:t>
-      </w:r>
-    </w:p>
-    <w:p>
-      <w:pPr>
-        <w:spacing w:after="0" w:line="240" w:lineRule="auto"/>
-        <w:rPr>
-          <w:rFonts w:ascii="Times New Roman" w:hAnsi="Times New Roman" w:cs="Times New Roman"/>
+          <w:rFonts w:ascii="Times New Roman" w:eastAsia="Times New Roman" w:hAnsi="Times New Roman" w:cs="Times New Roman"/>
+          <w:color w:val="000000" w:themeColor="text1"/>
+          <w:sz w:val="24"/>
+          <w:szCs w:val="24"/>
+        </w:rPr>
+      </w:pPr>
+      <w:r>
+        <w:rPr>
+          <w:rFonts w:ascii="Times New Roman" w:eastAsia="Times New Roman" w:hAnsi="Times New Roman" w:cs="Times New Roman"/>
+          <w:color w:val="000000" w:themeColor="text1"/>
+          <w:sz w:val="24"/>
+          <w:szCs w:val="24"/>
+        </w:rPr>
+        <w:t>{{summary}}</w:t>
+      </w:r>
+    </w:p>
+    <w:p>
+      <w:pPr>
+        <w:spacing w:after="0" w:line="240" w:lineRule="auto"/>
+        <w:rPr>
+          <w:rFonts w:ascii="Times New Roman" w:eastAsia="Times New Roman" w:hAnsi="Times New Roman" w:cs="Times New Roman"/>
           <w:color w:val="000000" w:themeColor="text1"/>
           <w:sz w:val="24"/>
           <w:szCs w:val="24"/>
@@ -785,7 +847,102 @@
           <w:sz w:val="24"/>
           <w:szCs w:val="24"/>
         </w:rPr>
-        <w:t>Summary</w:t>
+        <w:t xml:space="preserve">Point of </w:t>
+      </w:r>
+      <w:r>
+        <w:rPr>
+          <w:rFonts w:ascii="Times New Roman" w:eastAsia="Times New Roman" w:hAnsi="Times New Roman" w:cs="Times New Roman"/>
+          <w:b/>
+          <w:bCs/>
+          <w:color w:val="000000" w:themeColor="text1"/>
+          <w:sz w:val="24"/>
+          <w:szCs w:val="24"/>
+        </w:rPr>
+        <w:t>Contact</w:t>
+      </w:r>
+    </w:p>
+    <w:p>
+      <w:pPr>
+        <w:spacing w:after="0" w:line="240" w:lineRule="auto"/>
+        <w:rPr>
+          <w:rFonts w:ascii="Times New Roman" w:eastAsia="Times New Roman" w:hAnsi="Times New Roman" w:cs="Times New Roman"/>
+          <w:color w:val="000000" w:themeColor="text1"/>
+          <w:sz w:val="24"/>
+          <w:szCs w:val="24"/>
+        </w:rPr>
+      </w:pPr>
+      <w:r>
+        <w:rPr>
+          <w:rFonts w:ascii="Times New Roman" w:eastAsia="Times New Roman" w:hAnsi="Times New Roman" w:cs="Times New Roman"/>
+          <w:color w:val="000000" w:themeColor="text1"/>
+          <w:sz w:val="24"/>
+          <w:szCs w:val="24"/>
+        </w:rPr>
+        <w:t>Jennie Rice</w:t>
+      </w:r>
+    </w:p>
+    <w:p>
+      <w:pPr>
+        <w:spacing w:after="0" w:line="240" w:lineRule="auto"/>
+        <w:rPr>
+          <w:rFonts w:ascii="Times New Roman" w:eastAsia="Times New Roman" w:hAnsi="Times New Roman" w:cs="Times New Roman"/>
+          <w:color w:val="000000" w:themeColor="text1"/>
+          <w:sz w:val="24"/>
+          <w:szCs w:val="24"/>
+          <w:lang w:val="pt-BR"/>
+        </w:rPr>
+      </w:pPr>
+      <w:r>
+        <w:rPr>
+          <w:rFonts w:ascii="Times New Roman" w:eastAsia="Times New Roman" w:hAnsi="Times New Roman" w:cs="Times New Roman"/>
+          <w:color w:val="000000" w:themeColor="text1"/>
+          <w:sz w:val="24"/>
+          <w:szCs w:val="24"/>
+          <w:lang w:val="pt-BR"/>
+        </w:rPr>
+        <w:t xml:space="preserve">IM3 Principal </w:t>
+      </w:r>
+      <w:proofErr w:type="spellStart"/>
+      <w:r>
+        <w:rPr>
+          <w:rFonts w:ascii="Times New Roman" w:eastAsia="Times New Roman" w:hAnsi="Times New Roman" w:cs="Times New Roman"/>
+          <w:color w:val="000000" w:themeColor="text1"/>
+          <w:sz w:val="24"/>
+          <w:szCs w:val="24"/>
+          <w:lang w:val="pt-BR"/>
+        </w:rPr>
+        <w:t>Investigator</w:t>
+      </w:r>
+      <w:proofErr w:type="spellEnd"/>
+      <w:r>
+        <w:rPr>
+          <w:rFonts w:ascii="Times New Roman" w:eastAsia="Times New Roman" w:hAnsi="Times New Roman" w:cs="Times New Roman"/>
+          <w:color w:val="000000" w:themeColor="text1"/>
+          <w:sz w:val="24"/>
+          <w:szCs w:val="24"/>
+          <w:lang w:val="pt-BR"/>
+        </w:rPr>
+        <w:br/>
+      </w:r>
+      <w:r>
+        <w:rPr>
+          <w:rFonts w:ascii="Times New Roman" w:eastAsia="Times New Roman" w:hAnsi="Times New Roman" w:cs="Times New Roman"/>
+          <w:color w:val="000000" w:themeColor="text1"/>
+          <w:sz w:val="24"/>
+          <w:szCs w:val="24"/>
+          <w:lang w:val="pt-BR"/>
+        </w:rPr>
+        <w:t>jennie.rice@pnnl.gov</w:t>
+      </w:r>
+      <w:r>
+        <w:rPr>
+          <w:rFonts w:ascii="Times New Roman" w:eastAsia="Times New Roman" w:hAnsi="Times New Roman" w:cs="Times New Roman"/>
+          <w:color w:val="000000" w:themeColor="text1"/>
+          <w:sz w:val="24"/>
+          <w:szCs w:val="24"/>
+          <w:lang w:val="pt-BR"/>
+        </w:rPr>
+        <w:t xml:space="preserve"> </w:t>
       </w:r>
       <w:commentRangeEnd w:id="9"/>
       <w:r>
@@ -799,37 +956,6 @@
     <w:p>
       <w:pPr>
         <w:spacing w:after="0" w:line="240" w:lineRule="auto"/>
-        <w:rPr>
-          <w:rFonts w:ascii="Times New Roman" w:eastAsia="Times New Roman" w:hAnsi="Times New Roman" w:cs="Times New Roman"/>
-          <w:color w:val="000000" w:themeColor="text1"/>
-          <w:sz w:val="24"/>
-          <w:szCs w:val="24"/>
-        </w:rPr>
-      </w:pPr>
-      <w:r>
-        <w:rPr>
-          <w:rFonts w:ascii="Times New Roman" w:eastAsia="Times New Roman" w:hAnsi="Times New Roman" w:cs="Times New Roman"/>
-          <w:color w:val="000000" w:themeColor="text1"/>
-          <w:sz w:val="24"/>
-          <w:szCs w:val="24"/>
-        </w:rPr>
-        <w:t>{{summary}}</w:t>
-      </w:r>
-    </w:p>
-    <w:p>
-      <w:pPr>
-        <w:spacing w:after="0" w:line="240" w:lineRule="auto"/>
-        <w:rPr>
-          <w:rFonts w:ascii="Times New Roman" w:eastAsia="Times New Roman" w:hAnsi="Times New Roman" w:cs="Times New Roman"/>
-          <w:color w:val="000000" w:themeColor="text1"/>
-          <w:sz w:val="24"/>
-          <w:szCs w:val="24"/>
-        </w:rPr>
-      </w:pPr>
-    </w:p>
-    <w:p>
-      <w:pPr>
-        <w:spacing w:after="0" w:line="240" w:lineRule="auto"/>
         <w:outlineLvl w:val="3"/>
         <w:rPr>
           <w:rFonts w:ascii="Times New Roman" w:eastAsia="Times New Roman" w:hAnsi="Times New Roman" w:cs="Times New Roman"/>
@@ -838,6 +964,36 @@
           <w:color w:val="000000" w:themeColor="text1"/>
           <w:sz w:val="24"/>
           <w:szCs w:val="24"/>
+          <w:lang w:val="pt-BR"/>
+        </w:rPr>
+      </w:pPr>
+    </w:p>
+    <w:p>
+      <w:pPr>
+        <w:spacing w:after="0" w:line="240" w:lineRule="auto"/>
+        <w:outlineLvl w:val="3"/>
+        <w:rPr>
+          <w:rFonts w:ascii="Times New Roman" w:eastAsia="Times New Roman" w:hAnsi="Times New Roman" w:cs="Times New Roman"/>
+          <w:b/>
+          <w:bCs/>
+          <w:color w:val="000000" w:themeColor="text1"/>
+          <w:sz w:val="24"/>
+          <w:szCs w:val="24"/>
+          <w:lang w:val="pt-BR"/>
+        </w:rPr>
+      </w:pPr>
+    </w:p>
+    <w:p>
+      <w:pPr>
+        <w:spacing w:after="0" w:line="240" w:lineRule="auto"/>
+        <w:outlineLvl w:val="3"/>
+        <w:rPr>
+          <w:rFonts w:ascii="Times New Roman" w:eastAsia="Times New Roman" w:hAnsi="Times New Roman" w:cs="Times New Roman"/>
+          <w:b/>
+          <w:bCs/>
+          <w:color w:val="000000" w:themeColor="text1"/>
+          <w:sz w:val="24"/>
+          <w:szCs w:val="24"/>
         </w:rPr>
       </w:pPr>
       <w:commentRangeStart w:id="10"/>
@@ -850,85 +1006,7 @@
           <w:sz w:val="24"/>
           <w:szCs w:val="24"/>
         </w:rPr>
-        <w:t xml:space="preserve">Point of </w:t>
-      </w:r>
-      <w:r>
-        <w:rPr>
-          <w:rFonts w:ascii="Times New Roman" w:eastAsia="Times New Roman" w:hAnsi="Times New Roman" w:cs="Times New Roman"/>
-          <w:b/>
-          <w:bCs/>
-          <w:color w:val="000000" w:themeColor="text1"/>
-          <w:sz w:val="24"/>
-          <w:szCs w:val="24"/>
-        </w:rPr>
-        <w:t>Contact</w:t>
-      </w:r>
-    </w:p>
-    <w:p>
-      <w:pPr>
-        <w:spacing w:after="0" w:line="240" w:lineRule="auto"/>
-        <w:rPr>
-          <w:rFonts w:ascii="Times New Roman" w:eastAsia="Times New Roman" w:hAnsi="Times New Roman" w:cs="Times New Roman"/>
-          <w:color w:val="000000" w:themeColor="text1"/>
-          <w:sz w:val="24"/>
-          <w:szCs w:val="24"/>
-        </w:rPr>
-      </w:pPr>
-      <w:r>
-        <w:rPr>
-          <w:rFonts w:ascii="Times New Roman" w:eastAsia="Times New Roman" w:hAnsi="Times New Roman" w:cs="Times New Roman"/>
-          <w:color w:val="000000" w:themeColor="text1"/>
-          <w:sz w:val="24"/>
-          <w:szCs w:val="24"/>
-        </w:rPr>
-        <w:t>Jennie Rice</w:t>
-      </w:r>
-    </w:p>
-    <w:p>
-      <w:pPr>
-        <w:spacing w:after="0" w:line="240" w:lineRule="auto"/>
-        <w:rPr>
-          <w:rFonts w:ascii="Times New Roman" w:eastAsia="Times New Roman" w:hAnsi="Times New Roman" w:cs="Times New Roman"/>
-          <w:color w:val="000000" w:themeColor="text1"/>
-          <w:sz w:val="24"/>
-          <w:szCs w:val="24"/>
-        </w:rPr>
-      </w:pPr>
-      <w:r>
-        <w:rPr>
-          <w:rFonts w:ascii="Times New Roman" w:eastAsia="Times New Roman" w:hAnsi="Times New Roman" w:cs="Times New Roman"/>
-          <w:color w:val="000000" w:themeColor="text1"/>
-          <w:sz w:val="24"/>
-          <w:szCs w:val="24"/>
-        </w:rPr>
-        <w:t>IM3 Principal Investigator</w:t>
-      </w:r>
-      <w:r>
-        <w:rPr>
-          <w:rFonts w:ascii="Times New Roman" w:eastAsia="Times New Roman" w:hAnsi="Times New Roman" w:cs="Times New Roman"/>
-          <w:color w:val="000000" w:themeColor="text1"/>
-          <w:sz w:val="24"/>
-          <w:szCs w:val="24"/>
-        </w:rPr>
-        <w:br/>
-      </w:r>
-      <w:r>
-        <w:rPr>
-          <w:rFonts w:ascii="Times New Roman" w:eastAsia="Times New Roman" w:hAnsi="Times New Roman" w:cs="Times New Roman"/>
-          <w:color w:val="000000" w:themeColor="text1"/>
-          <w:sz w:val="24"/>
-          <w:szCs w:val="24"/>
-        </w:rPr>
-        <w:t>jennie.rice@pnnl.gov</w:t>
-      </w:r>
-      <w:r>
-        <w:rPr>
-          <w:rFonts w:ascii="Times New Roman" w:eastAsia="Times New Roman" w:hAnsi="Times New Roman" w:cs="Times New Roman"/>
-          <w:color w:val="000000" w:themeColor="text1"/>
-          <w:sz w:val="24"/>
-          <w:szCs w:val="24"/>
-        </w:rPr>
-        <w:t xml:space="preserve"> </w:t>
+        <w:t>Funding</w:t>
       </w:r>
       <w:commentRangeEnd w:id="10"/>
       <w:r>
@@ -952,6 +1030,17 @@
           <w:szCs w:val="24"/>
         </w:rPr>
       </w:pPr>
+      <w:r>
+        <w:rPr>
+          <w:rFonts w:ascii="Times New Roman" w:eastAsia="Times New Roman" w:hAnsi="Times New Roman" w:cs="Times New Roman"/>
+          <w:b/>
+          <w:bCs/>
+          <w:color w:val="000000" w:themeColor="text1"/>
+          <w:sz w:val="24"/>
+          <w:szCs w:val="24"/>
+        </w:rPr>
+        <w:t>{{funding}}</w:t>
+      </w:r>
     </w:p>
     <w:p>
       <w:pPr>
@@ -990,7 +1079,7 @@
           <w:sz w:val="24"/>
           <w:szCs w:val="24"/>
         </w:rPr>
-        <w:t>Funding</w:t>
+        <w:t>Article Citation</w:t>
       </w:r>
       <w:commentRangeEnd w:id="11"/>
       <w:r>
@@ -1004,46 +1093,43 @@
     <w:p>
       <w:pPr>
         <w:spacing w:after="0" w:line="240" w:lineRule="auto"/>
-        <w:outlineLvl w:val="3"/>
-        <w:rPr>
-          <w:rFonts w:ascii="Times New Roman" w:eastAsia="Times New Roman" w:hAnsi="Times New Roman" w:cs="Times New Roman"/>
-          <w:b/>
-          <w:bCs/>
-          <w:color w:val="000000" w:themeColor="text1"/>
-          <w:sz w:val="24"/>
-          <w:szCs w:val="24"/>
-        </w:rPr>
-      </w:pPr>
-      <w:r>
-        <w:rPr>
-          <w:rFonts w:ascii="Times New Roman" w:eastAsia="Times New Roman" w:hAnsi="Times New Roman" w:cs="Times New Roman"/>
-          <w:b/>
-          <w:bCs/>
-          <w:color w:val="000000" w:themeColor="text1"/>
-          <w:sz w:val="24"/>
-          <w:szCs w:val="24"/>
-        </w:rPr>
-        <w:t>{{funding}}</w:t>
-      </w:r>
-    </w:p>
-    <w:p>
-      <w:pPr>
-        <w:spacing w:after="0" w:line="240" w:lineRule="auto"/>
-        <w:outlineLvl w:val="3"/>
-        <w:rPr>
-          <w:rFonts w:ascii="Times New Roman" w:eastAsia="Times New Roman" w:hAnsi="Times New Roman" w:cs="Times New Roman"/>
-          <w:b/>
-          <w:bCs/>
-          <w:color w:val="000000" w:themeColor="text1"/>
-          <w:sz w:val="24"/>
-          <w:szCs w:val="24"/>
-        </w:rPr>
-      </w:pPr>
-    </w:p>
-    <w:p>
-      <w:pPr>
-        <w:spacing w:after="0" w:line="240" w:lineRule="auto"/>
-        <w:outlineLvl w:val="3"/>
+        <w:rPr>
+          <w:rFonts w:ascii="Times New Roman" w:eastAsia="Times New Roman" w:hAnsi="Times New Roman" w:cs="Times New Roman"/>
+          <w:b/>
+          <w:bCs/>
+          <w:color w:val="000000" w:themeColor="text1"/>
+          <w:sz w:val="24"/>
+          <w:szCs w:val="24"/>
+        </w:rPr>
+      </w:pPr>
+      <w:r>
+        <w:rPr>
+          <w:rFonts w:ascii="Times New Roman" w:eastAsia="Times New Roman" w:hAnsi="Times New Roman" w:cs="Times New Roman"/>
+          <w:b/>
+          <w:bCs/>
+          <w:color w:val="000000" w:themeColor="text1"/>
+          <w:sz w:val="24"/>
+          <w:szCs w:val="24"/>
+        </w:rPr>
+        <w:t>{{citation}}</w:t>
+      </w:r>
+    </w:p>
+    <w:p>
+      <w:pPr>
+        <w:spacing w:after="0" w:line="240" w:lineRule="auto"/>
+        <w:rPr>
+          <w:rFonts w:ascii="Times New Roman" w:eastAsia="Times New Roman" w:hAnsi="Times New Roman" w:cs="Times New Roman"/>
+          <w:b/>
+          <w:bCs/>
+          <w:color w:val="000000" w:themeColor="text1"/>
+          <w:sz w:val="24"/>
+          <w:szCs w:val="24"/>
+        </w:rPr>
+      </w:pPr>
+    </w:p>
+    <w:p>
+      <w:pPr>
+        <w:spacing w:after="0" w:line="240" w:lineRule="auto"/>
         <w:rPr>
           <w:rFonts w:ascii="Times New Roman" w:eastAsia="Times New Roman" w:hAnsi="Times New Roman" w:cs="Times New Roman"/>
           <w:b/>
@@ -1063,7 +1149,18 @@
           <w:sz w:val="24"/>
           <w:szCs w:val="24"/>
         </w:rPr>
-        <w:t>Article Citation</w:t>
+        <w:t>Related Links</w:t>
+      </w:r>
+      <w:r>
+        <w:rPr>
+          <w:rFonts w:ascii="Times New Roman" w:eastAsia="Times New Roman" w:hAnsi="Times New Roman" w:cs="Times New Roman"/>
+          <w:b/>
+          <w:bCs/>
+          <w:color w:val="000000" w:themeColor="text1"/>
+          <w:sz w:val="24"/>
+          <w:szCs w:val="24"/>
+        </w:rPr>
+        <w:t xml:space="preserve"> (Optional)</w:t>
       </w:r>
       <w:commentRangeEnd w:id="12"/>
       <w:r>
@@ -1072,87 +1169,6 @@
           <w:color w:val="000000" w:themeColor="text1"/>
         </w:rPr>
         <w:commentReference w:id="12"/>
-      </w:r>
-    </w:p>
-    <w:p>
-      <w:pPr>
-        <w:spacing w:after="0" w:line="240" w:lineRule="auto"/>
-        <w:rPr>
-          <w:rFonts w:ascii="Times New Roman" w:eastAsia="Times New Roman" w:hAnsi="Times New Roman" w:cs="Times New Roman"/>
-          <w:b/>
-          <w:bCs/>
-          <w:color w:val="000000" w:themeColor="text1"/>
-          <w:sz w:val="24"/>
-          <w:szCs w:val="24"/>
-        </w:rPr>
-      </w:pPr>
-      <w:r>
-        <w:rPr>
-          <w:rFonts w:ascii="Times New Roman" w:eastAsia="Times New Roman" w:hAnsi="Times New Roman" w:cs="Times New Roman"/>
-          <w:b/>
-          <w:bCs/>
-          <w:color w:val="000000" w:themeColor="text1"/>
-          <w:sz w:val="24"/>
-          <w:szCs w:val="24"/>
-        </w:rPr>
-        <w:t>{{citation}}</w:t>
-      </w:r>
-    </w:p>
-    <w:p>
-      <w:pPr>
-        <w:spacing w:after="0" w:line="240" w:lineRule="auto"/>
-        <w:rPr>
-          <w:rFonts w:ascii="Times New Roman" w:eastAsia="Times New Roman" w:hAnsi="Times New Roman" w:cs="Times New Roman"/>
-          <w:b/>
-          <w:bCs/>
-          <w:color w:val="000000" w:themeColor="text1"/>
-          <w:sz w:val="24"/>
-          <w:szCs w:val="24"/>
-        </w:rPr>
-      </w:pPr>
-    </w:p>
-    <w:p>
-      <w:pPr>
-        <w:spacing w:after="0" w:line="240" w:lineRule="auto"/>
-        <w:rPr>
-          <w:rFonts w:ascii="Times New Roman" w:eastAsia="Times New Roman" w:hAnsi="Times New Roman" w:cs="Times New Roman"/>
-          <w:b/>
-          <w:bCs/>
-          <w:color w:val="000000" w:themeColor="text1"/>
-          <w:sz w:val="24"/>
-          <w:szCs w:val="24"/>
-        </w:rPr>
-      </w:pPr>
-      <w:commentRangeStart w:id="13"/>
-      <w:r>
-        <w:rPr>
-          <w:rFonts w:ascii="Times New Roman" w:eastAsia="Times New Roman" w:hAnsi="Times New Roman" w:cs="Times New Roman"/>
-          <w:b/>
-          <w:bCs/>
-          <w:color w:val="000000" w:themeColor="text1"/>
-          <w:sz w:val="24"/>
-          <w:szCs w:val="24"/>
-        </w:rPr>
-        <w:t>Related Links</w:t>
-      </w:r>
-      <w:r>
-        <w:rPr>
-          <w:rFonts w:ascii="Times New Roman" w:eastAsia="Times New Roman" w:hAnsi="Times New Roman" w:cs="Times New Roman"/>
-          <w:b/>
-          <w:bCs/>
-          <w:color w:val="000000" w:themeColor="text1"/>
-          <w:sz w:val="24"/>
-          <w:szCs w:val="24"/>
-        </w:rPr>
-        <w:t xml:space="preserve"> (Optional)</w:t>
-      </w:r>
-      <w:commentRangeEnd w:id="13"/>
-      <w:r>
-        <w:rPr>
-          <w:rStyle w:val="CommentReference"/>
-          <w:color w:val="000000" w:themeColor="text1"/>
-        </w:rPr>
-        <w:commentReference w:id="13"/>
       </w:r>
     </w:p>
     <w:p>
@@ -1214,19 +1230,9 @@
 </file>
 
 <file path=word/comments.xml><?xml version="1.0" encoding="utf-8"?>
-<w:comments xmlns:wpc="http://schemas.microsoft.com/office/word/2010/wordprocessingCanvas" xmlns:cx="http://schemas.microsoft.com/office/drawing/2014/chartex" xmlns:cx1="http://schemas.microsoft.com/office/drawing/2015/9/8/chartex" xmlns:cx2="http://schemas.microsoft.com/office/drawing/2015/10/21/chartex" xmlns:cx3="http://schemas.microsoft.com/office/drawing/2016/5/9/chartex" xmlns:cx4="http://schemas.microsoft.com/office/drawing/2016/5/10/chartex" xmlns:cx5="http://schemas.microsoft.com/office/drawing/2016/5/11/chartex" xmlns:cx6="http://schemas.microsoft.com/office/drawing/2016/5/12/chartex" xmlns:cx7="http://schemas.microsoft.com/office/drawing/2016/5/13/chartex" xmlns:cx8="http://schemas.microsoft.com/office/drawing/2016/5/14/chartex" xmlns:mc="http://schemas.openxmlformats.org/markup-compatibility/2006" xmlns:aink="http://schemas.microsoft.com/office/drawing/2016/ink" xmlns:am3d="http://schemas.microsoft.com/office/drawing/2017/model3d" xmlns:o="urn:schemas-microsoft-com:office:office" xmlns:oel="http://schemas.microsoft.com/office/2019/extlst" xmlns:r="http://schemas.openxmlformats.org/officeDocument/2006/relationships" xmlns:m="http://schemas.openxmlformats.org/officeDocument/2006/math" xmlns:v="urn:schemas-microsoft-com:vml" xmlns:wp14="http://schemas.microsoft.com/office/word/2010/wordprocessingDrawing" xmlns:wp="http://schemas.openxmlformats.org/drawingml/2006/wordprocessingDrawing" xmlns:w10="urn:schemas-microsoft-com:office:word" xmlns:w="http://schemas.openxmlformats.org/wordprocessingml/2006/main" xmlns:w14="http://schemas.microsoft.com/office/word/2010/wordml" xmlns:w15="http://schemas.microsoft.com/office/word/2012/wordml" xmlns:w16cex="http://schemas.microsoft.com/office/word/2018/wordml/cex" xmlns:w16cid="http://schemas.microsoft.com/office/word/2016/wordml/cid" xmlns:w16="http://schemas.microsoft.com/office/word/2018/wordml" xmlns:w16du="http://schemas.microsoft.com/office/word/2023/wordml/word16du" xmlns:w16sdtdh="http://schemas.microsoft.com/office/word/2020/wordml/sdtdatahash" xmlns:w16se="http://schemas.microsoft.com/office/word/2015/wordml/symex" xmlns:wpg="http://schemas.microsoft.com/office/word/2010/wordprocessingGroup" xmlns:wpi="http://schemas.microsoft.com/office/word/2010/wordprocessingInk" xmlns:wne="http://schemas.microsoft.com/office/word/2006/wordml" xmlns:wps="http://schemas.microsoft.com/office/word/2010/wordprocessingShape" mc:Ignorable="w14 w15 w16se w16cid w16 w16cex w16sdtdh wp14">
-  <w:comment w:id="0" w:author="Rice, Jennie S" w:date="2023-04-26T10:48:00Z" w:initials="RJS">
-    <w:p>
-      <w:pPr>
-        <w:spacing w:after="0" w:line="240" w:lineRule="auto"/>
-        <w:jc w:val="center"/>
-        <w:rPr>
-          <w:rFonts w:ascii="Times New Roman" w:eastAsia="Times New Roman" w:hAnsi="Times New Roman" w:cs="Times New Roman"/>
-          <w:bCs/>
-          <w:sz w:val="24"/>
-          <w:szCs w:val="24"/>
-        </w:rPr>
-      </w:pPr>
+<w:comments xmlns:wpc="http://schemas.microsoft.com/office/word/2010/wordprocessingCanvas" xmlns:cx="http://schemas.microsoft.com/office/drawing/2014/chartex" xmlns:cx1="http://schemas.microsoft.com/office/drawing/2015/9/8/chartex" xmlns:cx2="http://schemas.microsoft.com/office/drawing/2015/10/21/chartex" xmlns:cx3="http://schemas.microsoft.com/office/drawing/2016/5/9/chartex" xmlns:cx4="http://schemas.microsoft.com/office/drawing/2016/5/10/chartex" xmlns:cx5="http://schemas.microsoft.com/office/drawing/2016/5/11/chartex" xmlns:cx6="http://schemas.microsoft.com/office/drawing/2016/5/12/chartex" xmlns:cx7="http://schemas.microsoft.com/office/drawing/2016/5/13/chartex" xmlns:cx8="http://schemas.microsoft.com/office/drawing/2016/5/14/chartex" xmlns:mc="http://schemas.openxmlformats.org/markup-compatibility/2006" xmlns:aink="http://schemas.microsoft.com/office/drawing/2016/ink" xmlns:am3d="http://schemas.microsoft.com/office/drawing/2017/model3d" xmlns:o="urn:schemas-microsoft-com:office:office" xmlns:oel="http://schemas.microsoft.com/office/2019/extlst" xmlns:r="http://schemas.openxmlformats.org/officeDocument/2006/relationships" xmlns:m="http://schemas.openxmlformats.org/officeDocument/2006/math" xmlns:v="urn:schemas-microsoft-com:vml" xmlns:wp14="http://schemas.microsoft.com/office/word/2010/wordprocessingDrawing" xmlns:wp="http://schemas.openxmlformats.org/drawingml/2006/wordprocessingDrawing" xmlns:w10="urn:schemas-microsoft-com:office:word" xmlns:w="http://schemas.openxmlformats.org/wordprocessingml/2006/main" xmlns:w14="http://schemas.microsoft.com/office/word/2010/wordml" xmlns:w15="http://schemas.microsoft.com/office/word/2012/wordml" xmlns:w16cex="http://schemas.microsoft.com/office/word/2018/wordml/cex" xmlns:w16cid="http://schemas.microsoft.com/office/word/2016/wordml/cid" xmlns:w16="http://schemas.microsoft.com/office/word/2018/wordml" xmlns:w16sdtdh="http://schemas.microsoft.com/office/word/2020/wordml/sdtdatahash" xmlns:w16se="http://schemas.microsoft.com/office/word/2015/wordml/symex" xmlns:wpg="http://schemas.microsoft.com/office/word/2010/wordprocessingGroup" xmlns:wpi="http://schemas.microsoft.com/office/word/2010/wordprocessingInk" xmlns:wne="http://schemas.microsoft.com/office/word/2006/wordml" xmlns:wps="http://schemas.microsoft.com/office/word/2010/wordprocessingShape" mc:Ignorable="w14 w15 w16se w16cid w16 w16cex w16sdtdh wp14">
+  <w:comment w:id="0" w:author="Vernon, Chris R" w:date="2024-01-10T17:25:00Z" w:initials="CV">
+    <w:p>
       <w:r>
         <w:rPr>
           <w:rStyle w:val="CommentReference"/>
@@ -1235,16 +1241,241 @@
       </w:r>
       <w:r>
         <w:rPr>
-          <w:rFonts w:ascii="Times New Roman" w:eastAsia="Times New Roman" w:hAnsi="Times New Roman" w:cs="Times New Roman"/>
-          <w:bCs/>
-          <w:sz w:val="24"/>
-          <w:szCs w:val="24"/>
-        </w:rPr>
-        <w:t>Examples of IM3 highlights can be found here: https://climatemodeling.science.energy.gov/research-highlights?project=122844</w:t>
-      </w:r>
-    </w:p>
+          <w:color w:val="000000"/>
+          <w:sz w:val="20"/>
+          <w:szCs w:val="20"/>
+        </w:rPr>
+        <w:t>### INSTRUCTION ###</w:t>
+      </w:r>
+    </w:p>
+    <w:p>
+      <w:r>
+        <w:rPr>
+          <w:color w:val="000000"/>
+          <w:sz w:val="20"/>
+          <w:szCs w:val="20"/>
+        </w:rPr>
+        <w:t>Create a captivating and concise title for the provided text, adhering to these guidelines:</w:t>
+      </w:r>
+    </w:p>
+    <w:p/>
+    <w:p>
+      <w:r>
+        <w:rPr>
+          <w:color w:val="000000"/>
+          <w:sz w:val="20"/>
+          <w:szCs w:val="20"/>
+        </w:rPr>
+        <w:t>- Avoid using colons in the title.</w:t>
+      </w:r>
+    </w:p>
+    <w:p>
+      <w:r>
+        <w:rPr>
+          <w:color w:val="000000"/>
+          <w:sz w:val="20"/>
+          <w:szCs w:val="20"/>
+        </w:rPr>
+        <w:t>- The title should be engaging and slightly descriptive, sparking curiosity in potential readers.</w:t>
+      </w:r>
+    </w:p>
+    <w:p>
+      <w:r>
+        <w:rPr>
+          <w:color w:val="000000"/>
+          <w:sz w:val="20"/>
+          <w:szCs w:val="20"/>
+        </w:rPr>
+        <w:t>- It must be clear and easily understood by a broad audience.</w:t>
+      </w:r>
+    </w:p>
+    <w:p>
+      <w:r>
+        <w:rPr>
+          <w:color w:val="000000"/>
+          <w:sz w:val="20"/>
+          <w:szCs w:val="20"/>
+        </w:rPr>
+        <w:t>- Refrain from beginning with phrases like "unraveling" or "unlocking the secrets."</w:t>
+      </w:r>
+    </w:p>
+    <w:p>
+      <w:r>
+        <w:rPr>
+          <w:color w:val="000000"/>
+          <w:sz w:val="20"/>
+          <w:szCs w:val="20"/>
+        </w:rPr>
+        <w:t>- Limit the title to a single sentence, not exceeding 10 words.</w:t>
+      </w:r>
+    </w:p>
+    <w:p>
+      <w:r>
+        <w:rPr>
+          <w:color w:val="000000"/>
+          <w:sz w:val="20"/>
+          <w:szCs w:val="20"/>
+        </w:rPr>
+        <w:t>- Return the title only.</w:t>
+      </w:r>
+    </w:p>
+    <w:p>
+      <w:r>
+        <w:rPr>
+          <w:color w:val="000000"/>
+          <w:sz w:val="20"/>
+          <w:szCs w:val="20"/>
+        </w:rPr>
+        <w:t>- Exclude words such as "revolutionizing" or "unraveling."</w:t>
+      </w:r>
+    </w:p>
+    <w:p/>
+    <w:p>
+      <w:r>
+        <w:rPr>
+          <w:color w:val="000000"/>
+          <w:sz w:val="20"/>
+          <w:szCs w:val="20"/>
+        </w:rPr>
+        <w:t>Remember, do not use colons in the title and do not exceed 10 words.</w:t>
+      </w:r>
+    </w:p>
+    <w:p/>
+    <w:p>
+      <w:r>
+        <w:rPr>
+          <w:color w:val="000000"/>
+          <w:sz w:val="20"/>
+          <w:szCs w:val="20"/>
+        </w:rPr>
+        <w:t>### EXAMPLE ###</w:t>
+      </w:r>
+    </w:p>
+    <w:p>
+      <w:r>
+        <w:rPr>
+          <w:color w:val="000000"/>
+          <w:sz w:val="20"/>
+          <w:szCs w:val="20"/>
+        </w:rPr>
+        <w:t>Unraveling the Complex Web of Urban Land Teleconnections</w:t>
+      </w:r>
+    </w:p>
+    <w:p/>
   </w:comment>
-  <w:comment w:id="1" w:author="Rice, Jennie S" w:date="2023-04-26T09:35:00Z" w:initials="RJS">
+  <w:comment w:id="1" w:author="Vernon, Chris R" w:date="2024-01-10T17:28:00Z" w:initials="CV">
+    <w:p>
+      <w:r>
+        <w:rPr>
+          <w:rStyle w:val="CommentReference"/>
+        </w:rPr>
+        <w:annotationRef/>
+      </w:r>
+      <w:r>
+        <w:rPr>
+          <w:color w:val="000000"/>
+          <w:sz w:val="20"/>
+          <w:szCs w:val="20"/>
+        </w:rPr>
+        <w:t>### INSTRUCTION ###</w:t>
+      </w:r>
+    </w:p>
+    <w:p>
+      <w:r>
+        <w:rPr>
+          <w:color w:val="000000"/>
+          <w:sz w:val="20"/>
+          <w:szCs w:val="20"/>
+        </w:rPr>
+        <w:t>Create a subtitle for the provided text, adhering to these guidelines:</w:t>
+      </w:r>
+    </w:p>
+    <w:p/>
+    <w:p>
+      <w:r>
+        <w:rPr>
+          <w:color w:val="000000"/>
+          <w:sz w:val="20"/>
+          <w:szCs w:val="20"/>
+        </w:rPr>
+        <w:t>- Keep the subtitle within a limit of 155 characters, spaces included.</w:t>
+      </w:r>
+    </w:p>
+    <w:p>
+      <w:r>
+        <w:rPr>
+          <w:color w:val="000000"/>
+          <w:sz w:val="20"/>
+          <w:szCs w:val="20"/>
+        </w:rPr>
+        <w:t>- Absolutely no colons are to be included in the subtitle.</w:t>
+      </w:r>
+    </w:p>
+    <w:p>
+      <w:r>
+        <w:rPr>
+          <w:color w:val="000000"/>
+          <w:sz w:val="20"/>
+          <w:szCs w:val="20"/>
+        </w:rPr>
+        <w:t>- It should complement and connect to the given title (enclosed in single backticks `{title}`), without directly repeating any part of it.</w:t>
+      </w:r>
+    </w:p>
+    <w:p>
+      <w:r>
+        <w:rPr>
+          <w:color w:val="000000"/>
+          <w:sz w:val="20"/>
+          <w:szCs w:val="20"/>
+        </w:rPr>
+        <w:t>- The subtitle needs to add intriguing details that encourage the audience to learn more about the research topic.</w:t>
+      </w:r>
+    </w:p>
+    <w:p>
+      <w:r>
+        <w:rPr>
+          <w:color w:val="000000"/>
+          <w:sz w:val="20"/>
+          <w:szCs w:val="20"/>
+        </w:rPr>
+        <w:t>- Only the subtitle should be provided as the output.</w:t>
+      </w:r>
+    </w:p>
+    <w:p/>
+    <w:p>
+      <w:r>
+        <w:rPr>
+          <w:color w:val="000000"/>
+          <w:sz w:val="20"/>
+          <w:szCs w:val="20"/>
+        </w:rPr>
+        <w:t>Remember, do not use colons and keep the number of characters including spaces limited to 155.</w:t>
+      </w:r>
+    </w:p>
+    <w:p/>
+    <w:p>
+      <w:r>
+        <w:rPr>
+          <w:color w:val="000000"/>
+          <w:sz w:val="20"/>
+          <w:szCs w:val="20"/>
+        </w:rPr>
+        <w:t xml:space="preserve"> ### EXAMPLE ###</w:t>
+      </w:r>
+    </w:p>
+    <w:p>
+      <w:r>
+        <w:rPr>
+          <w:color w:val="000000"/>
+          <w:sz w:val="20"/>
+          <w:szCs w:val="20"/>
+        </w:rPr>
+        <w:t>Delving Deeper into the Complex Interactions Between Urban and Rural Areas and Their Consequential Effects on Land Development</w:t>
+      </w:r>
+    </w:p>
+    <w:p/>
+  </w:comment>
+  <w:comment w:id="2" w:author="Mundy, Beth E" w:date="2020-08-07T07:35:00Z" w:initials="MME">
     <w:p>
       <w:pPr>
         <w:pStyle w:val="CommentText"/>
@@ -1256,60 +1487,82 @@
         <w:annotationRef/>
       </w:r>
       <w:r>
-        <w:t>Provide a t</w:t>
-      </w:r>
-      <w:r>
-        <w:t>itle</w:t>
-      </w:r>
-      <w:r>
-        <w:t xml:space="preserve">: </w:t>
-      </w:r>
-      <w:r>
-        <w:t>10 words max</w:t>
-      </w:r>
-      <w:r>
-        <w:t>, capitalize each word, in bold</w:t>
-      </w:r>
-      <w:r>
-        <w:t xml:space="preserve">. </w:t>
-      </w:r>
-      <w:r>
-        <w:rPr>
-          <w:rFonts w:ascii="Times New Roman" w:eastAsia="Times New Roman" w:hAnsi="Times New Roman" w:cs="Times New Roman"/>
-          <w:sz w:val="24"/>
-          <w:szCs w:val="24"/>
-        </w:rPr>
-        <w:t>The title</w:t>
-      </w:r>
-      <w:r>
-        <w:rPr>
-          <w:rFonts w:ascii="Times New Roman" w:eastAsia="Times New Roman" w:hAnsi="Times New Roman" w:cs="Times New Roman"/>
-          <w:sz w:val="24"/>
-          <w:szCs w:val="24"/>
-        </w:rPr>
-        <w:t xml:space="preserve"> should pique the interest of the reader while also being somewhat descriptive. Strictly clever titles do not do as well. </w:t>
-      </w:r>
-      <w:r>
-        <w:t>The title s</w:t>
-      </w:r>
-      <w:r>
-        <w:t>hould</w:t>
-      </w:r>
-      <w:r>
-        <w:t xml:space="preserve"> be different than the paper title and</w:t>
-      </w:r>
-      <w:r>
-        <w:t xml:space="preserve"> be understandable </w:t>
-      </w:r>
-      <w:r>
-        <w:t>to</w:t>
-      </w:r>
-      <w:r>
-        <w:t xml:space="preserve"> a general audience.</w:t>
+        <w:t>Insert a</w:t>
+      </w:r>
+      <w:r>
+        <w:t xml:space="preserve">n eye-catching, </w:t>
+      </w:r>
+      <w:r>
+        <w:t>high-resolution image (JPEG or TIFF, ideally 300 dpi, &gt; 150 dpi acceptable)</w:t>
+      </w:r>
+      <w:r>
+        <w:t xml:space="preserve"> that is relevant to the topic of the research</w:t>
+      </w:r>
+      <w:r>
+        <w:t>. A visually appealing high-resolution image is critical to the highlight’s viability on the web, on social media, and in other contexts.</w:t>
+      </w:r>
+      <w:r>
+        <w:t xml:space="preserve"> T</w:t>
+      </w:r>
+      <w:r>
+        <w:t xml:space="preserve">his should be a </w:t>
+      </w:r>
+      <w:r>
+        <w:t>free open source</w:t>
+      </w:r>
+      <w:r>
+        <w:t xml:space="preserve"> photo</w:t>
+      </w:r>
+      <w:r>
+        <w:t xml:space="preserve"> such as from unsplash or pexels</w:t>
+      </w:r>
+      <w:r>
+        <w:t>.</w:t>
+      </w:r>
+      <w:r>
+        <w:t xml:space="preserve"> Do not use a graphic </w:t>
+      </w:r>
+      <w:r>
+        <w:t>from the publication.</w:t>
+      </w:r>
+      <w:r>
+        <w:t xml:space="preserve"> Please also provide the web link to the image.</w:t>
       </w:r>
     </w:p>
   </w:comment>
-  <w:comment w:id="2" w:author="Rice, Jennie S" w:date="2023-04-26T09:46:00Z" w:initials="RJS">
+  <w:comment w:id="3" w:author="Rice, Jennie S" w:date="2023-04-26T11:08:00Z" w:initials="RJS">
+    <w:p>
+      <w:pPr>
+        <w:pStyle w:val="CommentText"/>
+      </w:pPr>
+      <w:r>
+        <w:rPr>
+          <w:rStyle w:val="CommentReference"/>
+        </w:rPr>
+        <w:annotationRef/>
+      </w:r>
+      <w:r>
+        <w:t>Provide the url</w:t>
+      </w:r>
+    </w:p>
+  </w:comment>
+  <w:comment w:id="4" w:author="Rice, Jennie S" w:date="2023-04-26T10:04:00Z" w:initials="RJS">
+    <w:p>
+      <w:pPr>
+        <w:pStyle w:val="CommentText"/>
+      </w:pPr>
+      <w:r>
+        <w:rPr>
+          <w:rStyle w:val="CommentReference"/>
+        </w:rPr>
+        <w:annotationRef/>
+      </w:r>
+      <w:r>
+        <w:t>Indicate the website name, such as unsplash or pexels, from which the photo was obtained.</w:t>
+      </w:r>
+    </w:p>
+  </w:comment>
+  <w:comment w:id="5" w:author="Rice, Jennie S" w:date="2023-04-26T09:54:00Z" w:initials="RJS">
     <w:p>
       <w:pPr>
         <w:spacing w:after="0" w:line="240" w:lineRule="auto"/>
@@ -1333,7 +1586,7 @@
           <w:sz w:val="24"/>
           <w:szCs w:val="24"/>
         </w:rPr>
-        <w:t>Provide a short subtitle (</w:t>
+        <w:t>The image caption should be n</w:t>
       </w:r>
       <w:r>
         <w:rPr>
@@ -1342,7 +1595,7 @@
           <w:sz w:val="24"/>
           <w:szCs w:val="24"/>
         </w:rPr>
-        <w:t>no more than 155 characters with spaces</w:t>
+        <w:t>o more than 255 characters with spaces.</w:t>
       </w:r>
       <w:r>
         <w:rPr>
@@ -1351,7 +1604,7 @@
           <w:sz w:val="24"/>
           <w:szCs w:val="24"/>
         </w:rPr>
-        <w:t>) that will be used on the highlights “table of contents” landing page(s) of the website (it can repeat information from the next two entries).  The goal for the subtitle is to provide further information that will encourage people to read more.</w:t>
+        <w:t xml:space="preserve"> Should describe an aspect of the research in language understandable by a general audience.</w:t>
       </w:r>
     </w:p>
     <w:p>
@@ -1360,7 +1613,420 @@
       </w:pPr>
     </w:p>
   </w:comment>
-  <w:comment w:id="3" w:author="Mundy, Beth E" w:date="2020-08-07T07:35:00Z" w:initials="MME">
+  <w:comment w:id="6" w:author="Vernon, Chris R" w:date="2024-01-10T17:30:00Z" w:initials="CV">
+    <w:p>
+      <w:r>
+        <w:rPr>
+          <w:rStyle w:val="CommentReference"/>
+        </w:rPr>
+        <w:annotationRef/>
+      </w:r>
+      <w:r>
+        <w:rPr>
+          <w:color w:val="000000"/>
+          <w:sz w:val="20"/>
+          <w:szCs w:val="20"/>
+        </w:rPr>
+        <w:t>Explain the scientific findings in a simple and relatable manner for the provided text, adhering to these guidelines:</w:t>
+      </w:r>
+    </w:p>
+    <w:p/>
+    <w:p>
+      <w:r>
+        <w:rPr>
+          <w:color w:val="000000"/>
+          <w:sz w:val="20"/>
+          <w:szCs w:val="20"/>
+        </w:rPr>
+        <w:t>- You must not generate a response that is greater than 100 words.</w:t>
+      </w:r>
+    </w:p>
+    <w:p>
+      <w:r>
+        <w:rPr>
+          <w:color w:val="000000"/>
+          <w:sz w:val="20"/>
+          <w:szCs w:val="20"/>
+        </w:rPr>
+        <w:t>- Highlight the main challenge this scientific field faces, which the research aims to address.</w:t>
+      </w:r>
+    </w:p>
+    <w:p>
+      <w:r>
+        <w:rPr>
+          <w:color w:val="000000"/>
+          <w:sz w:val="20"/>
+          <w:szCs w:val="20"/>
+        </w:rPr>
+        <w:t>- Clearly state the primary discovery.</w:t>
+      </w:r>
+    </w:p>
+    <w:p>
+      <w:r>
+        <w:rPr>
+          <w:color w:val="000000"/>
+          <w:sz w:val="20"/>
+          <w:szCs w:val="20"/>
+        </w:rPr>
+        <w:t>- Focus on the scientific concepts rather than the research methodology.</w:t>
+      </w:r>
+    </w:p>
+    <w:p>
+      <w:r>
+        <w:rPr>
+          <w:color w:val="000000"/>
+          <w:sz w:val="20"/>
+          <w:szCs w:val="20"/>
+        </w:rPr>
+        <w:t>- Ensure the language is clear and accessible to high school seniors or college freshmen.</w:t>
+      </w:r>
+    </w:p>
+    <w:p>
+      <w:r>
+        <w:rPr>
+          <w:color w:val="000000"/>
+          <w:sz w:val="20"/>
+          <w:szCs w:val="20"/>
+        </w:rPr>
+        <w:t>- Use straightforward, brief sentences with clear language.</w:t>
+      </w:r>
+    </w:p>
+    <w:p>
+      <w:r>
+        <w:rPr>
+          <w:color w:val="000000"/>
+          <w:sz w:val="20"/>
+          <w:szCs w:val="20"/>
+        </w:rPr>
+        <w:t>- Avoid or explain any technical jargon in layman's terms.</w:t>
+      </w:r>
+    </w:p>
+    <w:p>
+      <w:r>
+        <w:rPr>
+          <w:color w:val="000000"/>
+          <w:sz w:val="20"/>
+          <w:szCs w:val="20"/>
+        </w:rPr>
+        <w:t>- Provide enough background for a basic understanding of the research.</w:t>
+      </w:r>
+    </w:p>
+    <w:p>
+      <w:r>
+        <w:rPr>
+          <w:color w:val="000000"/>
+          <w:sz w:val="20"/>
+          <w:szCs w:val="20"/>
+        </w:rPr>
+        <w:t>- Begin with familiar concepts and gradually introduce more complex ideas.</w:t>
+      </w:r>
+    </w:p>
+    <w:p>
+      <w:r>
+        <w:rPr>
+          <w:color w:val="000000"/>
+          <w:sz w:val="20"/>
+          <w:szCs w:val="20"/>
+        </w:rPr>
+        <w:t>- Use the present tense for your description.</w:t>
+      </w:r>
+    </w:p>
+    <w:p>
+      <w:r>
+        <w:rPr>
+          <w:color w:val="000000"/>
+          <w:sz w:val="20"/>
+          <w:szCs w:val="20"/>
+        </w:rPr>
+        <w:t>- Write as if you, the researcher, are explaining your own work.</w:t>
+      </w:r>
+    </w:p>
+    <w:p>
+      <w:r>
+        <w:rPr>
+          <w:color w:val="000000"/>
+          <w:sz w:val="20"/>
+          <w:szCs w:val="20"/>
+        </w:rPr>
+        <w:t>- Keep the description to one paragraph, with a word count between 75 to 100 words.</w:t>
+      </w:r>
+    </w:p>
+    <w:p>
+      <w:r>
+        <w:rPr>
+          <w:color w:val="000000"/>
+          <w:sz w:val="20"/>
+          <w:szCs w:val="20"/>
+        </w:rPr>
+        <w:t>- Return only the explanatory paragraph.</w:t>
+      </w:r>
+    </w:p>
+    <w:p/>
+    <w:p>
+      <w:r>
+        <w:rPr>
+          <w:color w:val="000000"/>
+          <w:sz w:val="20"/>
+          <w:szCs w:val="20"/>
+        </w:rPr>
+        <w:t>Remember, you must at all cost limit your response to no more than 100 words.</w:t>
+      </w:r>
+    </w:p>
+    <w:p/>
+  </w:comment>
+  <w:comment w:id="7" w:author="Vernon, Chris R" w:date="2024-01-10T17:30:00Z" w:initials="CV">
+    <w:p>
+      <w:r>
+        <w:rPr>
+          <w:rStyle w:val="CommentReference"/>
+        </w:rPr>
+        <w:annotationRef/>
+      </w:r>
+      <w:r>
+        <w:rPr>
+          <w:color w:val="000000"/>
+          <w:sz w:val="20"/>
+          <w:szCs w:val="20"/>
+        </w:rPr>
+        <w:t>Convey the significance of the research findings for a non-specialist audience for the provided text, adhering to these guidelines:</w:t>
+      </w:r>
+    </w:p>
+    <w:p/>
+    <w:p>
+      <w:r>
+        <w:rPr>
+          <w:color w:val="000000"/>
+          <w:sz w:val="20"/>
+          <w:szCs w:val="20"/>
+        </w:rPr>
+        <w:t>- You must not generate a response that is greater than 100 words.</w:t>
+      </w:r>
+    </w:p>
+    <w:p>
+      <w:r>
+        <w:rPr>
+          <w:color w:val="000000"/>
+          <w:sz w:val="20"/>
+          <w:szCs w:val="20"/>
+        </w:rPr>
+        <w:t>- Clarify the relevance of the findings, specifically addressing the problem the research seeks to resolve.</w:t>
+      </w:r>
+    </w:p>
+    <w:p>
+      <w:r>
+        <w:rPr>
+          <w:color w:val="000000"/>
+          <w:sz w:val="20"/>
+          <w:szCs w:val="20"/>
+        </w:rPr>
+        <w:t>- Indicate whether this discovery is a first in its field.</w:t>
+      </w:r>
+    </w:p>
+    <w:p>
+      <w:r>
+        <w:rPr>
+          <w:color w:val="000000"/>
+          <w:sz w:val="20"/>
+          <w:szCs w:val="20"/>
+        </w:rPr>
+        <w:t>- Highlight what sets this research apart in terms of innovation.</w:t>
+      </w:r>
+    </w:p>
+    <w:p>
+      <w:r>
+        <w:rPr>
+          <w:color w:val="000000"/>
+          <w:sz w:val="20"/>
+          <w:szCs w:val="20"/>
+        </w:rPr>
+        <w:t>- Explain how this research paves the way for future scientific endeavors in the same field.</w:t>
+      </w:r>
+    </w:p>
+    <w:p>
+      <w:r>
+        <w:rPr>
+          <w:color w:val="000000"/>
+          <w:sz w:val="20"/>
+          <w:szCs w:val="20"/>
+        </w:rPr>
+        <w:t>- Mention any other scientific disciplines that could be influenced by these findings.</w:t>
+      </w:r>
+    </w:p>
+    <w:p>
+      <w:r>
+        <w:rPr>
+          <w:color w:val="000000"/>
+          <w:sz w:val="20"/>
+          <w:szCs w:val="20"/>
+        </w:rPr>
+        <w:t>- Keep the language simple enough for understanding by a high school senior or college freshman.</w:t>
+      </w:r>
+    </w:p>
+    <w:p>
+      <w:r>
+        <w:rPr>
+          <w:color w:val="000000"/>
+          <w:sz w:val="20"/>
+          <w:szCs w:val="20"/>
+        </w:rPr>
+        <w:t>- Use concise sentences with straightforward wording.</w:t>
+      </w:r>
+    </w:p>
+    <w:p>
+      <w:r>
+        <w:rPr>
+          <w:color w:val="000000"/>
+          <w:sz w:val="20"/>
+          <w:szCs w:val="20"/>
+        </w:rPr>
+        <w:t>- Minimize the use of technical jargon, and if necessary, provide clear definitions.</w:t>
+      </w:r>
+    </w:p>
+    <w:p>
+      <w:r>
+        <w:rPr>
+          <w:color w:val="000000"/>
+          <w:sz w:val="20"/>
+          <w:szCs w:val="20"/>
+        </w:rPr>
+        <w:t>- Employ the present tense in your description.</w:t>
+      </w:r>
+    </w:p>
+    <w:p>
+      <w:r>
+        <w:rPr>
+          <w:color w:val="000000"/>
+          <w:sz w:val="20"/>
+          <w:szCs w:val="20"/>
+        </w:rPr>
+        <w:t>- Write from the perspective of the researchers, using the first person to discuss the work.</w:t>
+      </w:r>
+    </w:p>
+    <w:p>
+      <w:r>
+        <w:rPr>
+          <w:color w:val="000000"/>
+          <w:sz w:val="20"/>
+          <w:szCs w:val="20"/>
+        </w:rPr>
+        <w:t>- Ensure the description is at least 75 words but does not exceed 100 words.</w:t>
+      </w:r>
+    </w:p>
+    <w:p/>
+    <w:p>
+      <w:r>
+        <w:rPr>
+          <w:color w:val="000000"/>
+          <w:sz w:val="20"/>
+          <w:szCs w:val="20"/>
+        </w:rPr>
+        <w:t>Remember, you must at all cost limit your response to no more than 100 words.</w:t>
+      </w:r>
+    </w:p>
+    <w:p/>
+  </w:comment>
+  <w:comment w:id="8" w:author="Vernon, Chris R" w:date="2024-01-10T17:30:00Z" w:initials="CV">
+    <w:p>
+      <w:r>
+        <w:rPr>
+          <w:rStyle w:val="CommentReference"/>
+        </w:rPr>
+        <w:annotationRef/>
+      </w:r>
+      <w:r>
+        <w:rPr>
+          <w:color w:val="000000"/>
+          <w:sz w:val="20"/>
+          <w:szCs w:val="20"/>
+        </w:rPr>
+        <w:t>Create a succinct overview of the research described for the provided text, adhering to these guidelines:</w:t>
+      </w:r>
+    </w:p>
+    <w:p/>
+    <w:p>
+      <w:r>
+        <w:rPr>
+          <w:color w:val="000000"/>
+          <w:sz w:val="20"/>
+          <w:szCs w:val="20"/>
+        </w:rPr>
+        <w:t>- You must not generate a response that is greater than 200 words.</w:t>
+      </w:r>
+    </w:p>
+    <w:p>
+      <w:r>
+        <w:rPr>
+          <w:color w:val="000000"/>
+          <w:sz w:val="20"/>
+          <w:szCs w:val="20"/>
+        </w:rPr>
+        <w:t>- Highlight the principal findings and their significance.</w:t>
+      </w:r>
+    </w:p>
+    <w:p>
+      <w:r>
+        <w:rPr>
+          <w:color w:val="000000"/>
+          <w:sz w:val="20"/>
+          <w:szCs w:val="20"/>
+        </w:rPr>
+        <w:t>- While the summary should be understandable to those outside the field, it can include some technical details where necessary.</w:t>
+      </w:r>
+    </w:p>
+    <w:p>
+      <w:r>
+        <w:rPr>
+          <w:color w:val="000000"/>
+          <w:sz w:val="20"/>
+          <w:szCs w:val="20"/>
+        </w:rPr>
+        <w:t>- Avoid naming specific institutions, except for mentioning user facilities like NERSC or if they are part of the United States Department of Energy Office of Science.</w:t>
+      </w:r>
+    </w:p>
+    <w:p>
+      <w:r>
+        <w:rPr>
+          <w:color w:val="000000"/>
+          <w:sz w:val="20"/>
+          <w:szCs w:val="20"/>
+        </w:rPr>
+        <w:t>- Provide a detailed account of the research in one or two paragraphs.</w:t>
+      </w:r>
+    </w:p>
+    <w:p>
+      <w:r>
+        <w:rPr>
+          <w:color w:val="000000"/>
+          <w:sz w:val="20"/>
+          <w:szCs w:val="20"/>
+        </w:rPr>
+        <w:t>- Use the present tense for your summary.</w:t>
+      </w:r>
+    </w:p>
+    <w:p>
+      <w:r>
+        <w:rPr>
+          <w:color w:val="000000"/>
+          <w:sz w:val="20"/>
+          <w:szCs w:val="20"/>
+        </w:rPr>
+        <w:t>- Narrate from the perspective of the researchers involved, using first person to discuss the work.</w:t>
+      </w:r>
+    </w:p>
+    <w:p/>
+    <w:p>
+      <w:r>
+        <w:rPr>
+          <w:color w:val="000000"/>
+          <w:sz w:val="20"/>
+          <w:szCs w:val="20"/>
+        </w:rPr>
+        <w:t>Remember, you must at all cost limit your response to no more than 200 words.</w:t>
+      </w:r>
+    </w:p>
+    <w:p/>
+  </w:comment>
+  <w:comment w:id="9" w:author="Rice, Jennie S" w:date="2023-04-26T10:58:00Z" w:initials="RJS">
     <w:p>
       <w:pPr>
         <w:pStyle w:val="CommentText"/>
@@ -1372,53 +2038,17 @@
         <w:annotationRef/>
       </w:r>
       <w:r>
-        <w:t>Insert a</w:t>
-      </w:r>
-      <w:r>
-        <w:t xml:space="preserve">n eye-catching, </w:t>
-      </w:r>
-      <w:r>
-        <w:t>high-resolution image (JPEG or TIFF, ideally 300 dpi, &gt; 150 dpi acceptable)</w:t>
-      </w:r>
-      <w:r>
-        <w:t xml:space="preserve"> that is relevant to the topic of the research</w:t>
-      </w:r>
-      <w:r>
-        <w:t>. A visually appealing high-resolution image is critical to the highlight’s viability on the web, on social media, and in other contexts.</w:t>
-      </w:r>
-      <w:r>
-        <w:t xml:space="preserve"> T</w:t>
-      </w:r>
-      <w:r>
-        <w:t xml:space="preserve">his should be a </w:t>
-      </w:r>
-      <w:r>
-        <w:t>free open source</w:t>
-      </w:r>
-      <w:r>
-        <w:t xml:space="preserve"> photo</w:t>
-      </w:r>
-      <w:r>
-        <w:t xml:space="preserve"> such as from unsplash or pexels</w:t>
-      </w:r>
-      <w:r>
-        <w:t>.</w:t>
-      </w:r>
-      <w:r>
-        <w:t xml:space="preserve"> Do not use a graphic </w:t>
-      </w:r>
-      <w:r>
-        <w:t>from the publication.</w:t>
-      </w:r>
-      <w:r>
-        <w:t xml:space="preserve"> Please also provide the web link to the image.</w:t>
+        <w:t>Do not change</w:t>
       </w:r>
     </w:p>
   </w:comment>
-  <w:comment w:id="4" w:author="Rice, Jennie S" w:date="2023-04-26T11:08:00Z" w:initials="RJS">
+  <w:comment w:id="10" w:author="Mundy, Beth E" w:date="2020-08-07T07:38:00Z" w:initials="MME">
     <w:p>
       <w:pPr>
         <w:pStyle w:val="CommentText"/>
+        <w:rPr>
+          <w:bCs/>
+        </w:rPr>
       </w:pPr>
       <w:r>
         <w:rPr>
@@ -1427,476 +2057,38 @@
         <w:annotationRef/>
       </w:r>
       <w:r>
-        <w:t>Provide the url</w:t>
+        <w:rPr>
+          <w:rStyle w:val="CommentReference"/>
+        </w:rPr>
+        <w:annotationRef/>
+      </w:r>
+      <w:r>
+        <w:rPr>
+          <w:bCs/>
+        </w:rPr>
+        <w:t>Please use the same acknowledgement of MSD funding and any other contributing funding as appears in your article</w:t>
+      </w:r>
+      <w:r>
+        <w:rPr>
+          <w:bCs/>
+        </w:rPr>
+        <w:t xml:space="preserve"> acknowledgement section.</w:t>
+      </w:r>
+      <w:r>
+        <w:rPr>
+          <w:bCs/>
+        </w:rPr>
+        <w:t xml:space="preserve"> </w:t>
+      </w:r>
+      <w:r>
+        <w:rPr>
+          <w:bCs/>
+        </w:rPr>
+        <w:t>List any DOE Office of Science user facilities used in the research, such as NERSC</w:t>
       </w:r>
     </w:p>
   </w:comment>
-  <w:comment w:id="5" w:author="Rice, Jennie S" w:date="2023-04-26T10:04:00Z" w:initials="RJS">
-    <w:p>
-      <w:pPr>
-        <w:pStyle w:val="CommentText"/>
-      </w:pPr>
-      <w:r>
-        <w:rPr>
-          <w:rStyle w:val="CommentReference"/>
-        </w:rPr>
-        <w:annotationRef/>
-      </w:r>
-      <w:r>
-        <w:t xml:space="preserve">Indicate the website name, such as </w:t>
-      </w:r>
-      <w:r>
-        <w:t>unsplash or pexels, from which the photo was obtained.</w:t>
-      </w:r>
-    </w:p>
-  </w:comment>
-  <w:comment w:id="6" w:author="Rice, Jennie S" w:date="2023-04-26T09:54:00Z" w:initials="RJS">
-    <w:p>
-      <w:pPr>
-        <w:spacing w:after="0" w:line="240" w:lineRule="auto"/>
-        <w:rPr>
-          <w:rFonts w:ascii="Times New Roman" w:eastAsia="Times New Roman" w:hAnsi="Times New Roman" w:cs="Times New Roman"/>
-          <w:color w:val="363636"/>
-          <w:sz w:val="24"/>
-          <w:szCs w:val="24"/>
-        </w:rPr>
-      </w:pPr>
-      <w:r>
-        <w:rPr>
-          <w:rStyle w:val="CommentReference"/>
-        </w:rPr>
-        <w:annotationRef/>
-      </w:r>
-      <w:r>
-        <w:rPr>
-          <w:rFonts w:ascii="Times New Roman" w:eastAsia="Times New Roman" w:hAnsi="Times New Roman" w:cs="Times New Roman"/>
-          <w:color w:val="363636"/>
-          <w:sz w:val="24"/>
-          <w:szCs w:val="24"/>
-        </w:rPr>
-        <w:t>The image caption should be n</w:t>
-      </w:r>
-      <w:r>
-        <w:rPr>
-          <w:rFonts w:ascii="Times New Roman" w:eastAsia="Times New Roman" w:hAnsi="Times New Roman" w:cs="Times New Roman"/>
-          <w:color w:val="363636"/>
-          <w:sz w:val="24"/>
-          <w:szCs w:val="24"/>
-        </w:rPr>
-        <w:t>o more than 255 characters with spaces.</w:t>
-      </w:r>
-      <w:r>
-        <w:rPr>
-          <w:rFonts w:ascii="Times New Roman" w:eastAsia="Times New Roman" w:hAnsi="Times New Roman" w:cs="Times New Roman"/>
-          <w:color w:val="363636"/>
-          <w:sz w:val="24"/>
-          <w:szCs w:val="24"/>
-        </w:rPr>
-        <w:t xml:space="preserve"> Should describe an aspect of the research in language understandable by a general audience.</w:t>
-      </w:r>
-    </w:p>
-    <w:p>
-      <w:pPr>
-        <w:pStyle w:val="CommentText"/>
-      </w:pPr>
-    </w:p>
-  </w:comment>
-  <w:comment w:id="7" w:author="Mundy, Beth E" w:date="2020-08-07T07:35:00Z" w:initials="MME">
-    <w:p>
-      <w:pPr>
-        <w:shd w:val="clear" w:color="auto" w:fill="FFFFFF" w:themeFill="background1"/>
-        <w:tabs>
-          <w:tab w:val="right" w:pos="9270"/>
-        </w:tabs>
-        <w:spacing w:after="0" w:line="240" w:lineRule="auto"/>
-      </w:pPr>
-      <w:r>
-        <w:rPr>
-          <w:rStyle w:val="CommentReference"/>
-        </w:rPr>
-        <w:annotationRef/>
-      </w:r>
-      <w:r>
-        <w:rPr>
-          <w:rFonts w:ascii="Times New Roman" w:eastAsia="Times New Roman" w:hAnsi="Times New Roman" w:cs="Times New Roman"/>
-          <w:bCs/>
-          <w:sz w:val="24"/>
-          <w:szCs w:val="24"/>
-        </w:rPr>
-        <w:t xml:space="preserve">Describe the scientific results for a non-expert, non-scientist audience in </w:t>
-      </w:r>
-      <w:r>
-        <w:rPr>
-          <w:rFonts w:ascii="Times New Roman" w:eastAsia="Times New Roman" w:hAnsi="Times New Roman" w:cs="Times New Roman"/>
-          <w:bCs/>
-          <w:color w:val="000000" w:themeColor="text1"/>
-          <w:sz w:val="24"/>
-          <w:szCs w:val="24"/>
-        </w:rPr>
-        <w:t xml:space="preserve">75 to 100 words. </w:t>
-      </w:r>
-      <w:r>
-        <w:rPr>
-          <w:rFonts w:ascii="Times New Roman" w:eastAsia="Times New Roman" w:hAnsi="Times New Roman" w:cs="Times New Roman"/>
-          <w:bCs/>
-          <w:sz w:val="24"/>
-          <w:szCs w:val="24"/>
-        </w:rPr>
-        <w:t>The paragraph should be understandable to a high school senior or college freshman</w:t>
-      </w:r>
-      <w:r>
-        <w:rPr>
-          <w:rFonts w:ascii="Times New Roman" w:eastAsia="Times New Roman" w:hAnsi="Times New Roman" w:cs="Times New Roman"/>
-          <w:bCs/>
-          <w:sz w:val="24"/>
-          <w:szCs w:val="24"/>
-        </w:rPr>
-        <w:t>.</w:t>
-      </w:r>
-      <w:r>
-        <w:rPr>
-          <w:rFonts w:ascii="Times New Roman" w:eastAsia="Times New Roman" w:hAnsi="Times New Roman" w:cs="Times New Roman"/>
-          <w:bCs/>
-          <w:sz w:val="24"/>
-          <w:szCs w:val="24"/>
-        </w:rPr>
-        <w:t xml:space="preserve"> </w:t>
-      </w:r>
-      <w:r>
-        <w:rPr>
-          <w:rFonts w:ascii="Times New Roman" w:eastAsia="Times New Roman" w:hAnsi="Times New Roman" w:cs="Times New Roman"/>
-          <w:bCs/>
-          <w:sz w:val="24"/>
-          <w:szCs w:val="24"/>
-        </w:rPr>
-        <w:t>Use short sentences and short words. Avoid technical terms if possible; if necessary, define them. Provide the necessary context so someone can have a very basic understanding of what you did.</w:t>
-      </w:r>
-      <w:r>
-        <w:rPr>
-          <w:rFonts w:ascii="Times New Roman" w:eastAsia="Times New Roman" w:hAnsi="Times New Roman" w:cs="Times New Roman"/>
-          <w:bCs/>
-          <w:sz w:val="24"/>
-          <w:szCs w:val="24"/>
-        </w:rPr>
-        <w:t xml:space="preserve"> Start with things the reader already knows and move on to more complex ideas. </w:t>
-      </w:r>
-      <w:r>
-        <w:t xml:space="preserve">Please answer </w:t>
-      </w:r>
-      <w:r>
-        <w:t>the following questions</w:t>
-      </w:r>
-      <w:r>
-        <w:t xml:space="preserve"> in the Science section:</w:t>
-      </w:r>
-    </w:p>
-    <w:p>
-      <w:pPr>
-        <w:pStyle w:val="ListParagraph"/>
-        <w:numPr>
-          <w:ilvl w:val="0"/>
-          <w:numId w:val="6"/>
-        </w:numPr>
-        <w:shd w:val="clear" w:color="auto" w:fill="FFFFFF" w:themeFill="background1"/>
-        <w:tabs>
-          <w:tab w:val="right" w:pos="9270"/>
-        </w:tabs>
-        <w:spacing w:after="0" w:line="240" w:lineRule="auto"/>
-      </w:pPr>
-      <w:r>
-        <w:t xml:space="preserve"> What is the big challenge in your field that your study is trying to address?</w:t>
-      </w:r>
-    </w:p>
-    <w:p>
-      <w:pPr>
-        <w:pStyle w:val="ListParagraph"/>
-        <w:numPr>
-          <w:ilvl w:val="0"/>
-          <w:numId w:val="6"/>
-        </w:numPr>
-        <w:shd w:val="clear" w:color="auto" w:fill="FFFFFF" w:themeFill="background1"/>
-        <w:tabs>
-          <w:tab w:val="right" w:pos="9270"/>
-        </w:tabs>
-        <w:spacing w:after="0" w:line="240" w:lineRule="auto"/>
-        <w:rPr>
-          <w:i/>
-        </w:rPr>
-      </w:pPr>
-      <w:r>
-        <w:t xml:space="preserve"> What is the key finding? </w:t>
-      </w:r>
-      <w:r>
-        <w:rPr>
-          <w:i/>
-        </w:rPr>
-        <w:t>Explain the science, not the process.</w:t>
-      </w:r>
-    </w:p>
-    <w:p>
-      <w:pPr>
-        <w:pStyle w:val="ListParagraph"/>
-        <w:shd w:val="clear" w:color="auto" w:fill="FFFFFF" w:themeFill="background1"/>
-        <w:tabs>
-          <w:tab w:val="right" w:pos="9270"/>
-        </w:tabs>
-        <w:spacing w:after="0" w:line="240" w:lineRule="auto"/>
-        <w:ind w:left="0"/>
-        <w:rPr>
-          <w:i/>
-        </w:rPr>
-      </w:pPr>
-    </w:p>
-  </w:comment>
-  <w:comment w:id="8" w:author="Mundy, Beth E" w:date="2020-08-07T07:36:00Z" w:initials="MME">
-    <w:p>
-      <w:pPr>
-        <w:shd w:val="clear" w:color="auto" w:fill="FFFFFF" w:themeFill="background1"/>
-        <w:tabs>
-          <w:tab w:val="right" w:pos="9270"/>
-        </w:tabs>
-        <w:spacing w:after="0" w:line="240" w:lineRule="auto"/>
-      </w:pPr>
-      <w:r>
-        <w:rPr>
-          <w:rStyle w:val="CommentReference"/>
-        </w:rPr>
-        <w:annotationRef/>
-      </w:r>
-      <w:r>
-        <w:rPr>
-          <w:rFonts w:ascii="Times New Roman" w:eastAsia="Times New Roman" w:hAnsi="Times New Roman" w:cs="Times New Roman"/>
-          <w:bCs/>
-          <w:sz w:val="24"/>
-          <w:szCs w:val="24"/>
-        </w:rPr>
-        <w:t xml:space="preserve">Describe the impact of the research to a non-expert, non-scientist audience in </w:t>
-      </w:r>
-      <w:r>
-        <w:rPr>
-          <w:rFonts w:ascii="Times New Roman" w:eastAsia="Times New Roman" w:hAnsi="Times New Roman" w:cs="Times New Roman"/>
-          <w:bCs/>
-          <w:color w:val="000000" w:themeColor="text1"/>
-          <w:sz w:val="24"/>
-          <w:szCs w:val="24"/>
-        </w:rPr>
-        <w:t xml:space="preserve">75-100 words. </w:t>
-      </w:r>
-      <w:r>
-        <w:rPr>
-          <w:rFonts w:ascii="Times New Roman" w:eastAsia="Times New Roman" w:hAnsi="Times New Roman" w:cs="Times New Roman"/>
-          <w:bCs/>
-          <w:sz w:val="24"/>
-          <w:szCs w:val="24"/>
-        </w:rPr>
-        <w:t xml:space="preserve">The impact of use-inspired science is typically a potential technological advance while the impact of discovery research might be to </w:t>
-      </w:r>
-      <w:r>
-        <w:rPr>
-          <w:rFonts w:ascii="Times New Roman" w:eastAsia="Times New Roman" w:hAnsi="Times New Roman" w:cs="Times New Roman"/>
-          <w:bCs/>
-          <w:sz w:val="24"/>
-          <w:szCs w:val="24"/>
-        </w:rPr>
-        <w:t xml:space="preserve">open up new frontiers of science or resolve a long-standing question. </w:t>
-      </w:r>
-      <w:r>
-        <w:rPr>
-          <w:rFonts w:ascii="Times New Roman" w:eastAsia="Times New Roman" w:hAnsi="Times New Roman" w:cs="Times New Roman"/>
-          <w:bCs/>
-          <w:sz w:val="24"/>
-          <w:szCs w:val="24"/>
-        </w:rPr>
-        <w:t>The paragraph should be understandable to a high school senior or college freshman.</w:t>
-      </w:r>
-      <w:r>
-        <w:rPr>
-          <w:rFonts w:ascii="Times New Roman" w:eastAsia="Times New Roman" w:hAnsi="Times New Roman" w:cs="Times New Roman"/>
-          <w:bCs/>
-          <w:sz w:val="24"/>
-          <w:szCs w:val="24"/>
-        </w:rPr>
-        <w:t xml:space="preserve"> Use short sentences and short words. Avoid technical terms if possible; if necessary, define them. Include fields impacted such as energy generation, quantum computing, disease diagnostics, etc</w:t>
-      </w:r>
-      <w:r>
-        <w:rPr>
-          <w:rFonts w:ascii="Times New Roman" w:eastAsia="Times New Roman" w:hAnsi="Times New Roman" w:cs="Times New Roman"/>
-          <w:bCs/>
-          <w:sz w:val="24"/>
-          <w:szCs w:val="24"/>
-        </w:rPr>
-        <w:t xml:space="preserve">. </w:t>
-      </w:r>
-      <w:r>
-        <w:t xml:space="preserve">Please answer </w:t>
-      </w:r>
-      <w:r>
-        <w:t>the following questions in the</w:t>
-      </w:r>
-      <w:r>
-        <w:t xml:space="preserve"> Impact section:</w:t>
-      </w:r>
-    </w:p>
-    <w:p>
-      <w:pPr>
-        <w:pStyle w:val="ListParagraph"/>
-        <w:numPr>
-          <w:ilvl w:val="0"/>
-          <w:numId w:val="7"/>
-        </w:numPr>
-        <w:shd w:val="clear" w:color="auto" w:fill="FFFFFF" w:themeFill="background1"/>
-        <w:tabs>
-          <w:tab w:val="right" w:pos="9270"/>
-        </w:tabs>
-        <w:spacing w:after="0" w:line="240" w:lineRule="auto"/>
-      </w:pPr>
-      <w:r>
-        <w:t xml:space="preserve"> Why is this finding important, i.e., what problem are you trying to solve? Is your finding the first of its kind?</w:t>
-      </w:r>
-    </w:p>
-    <w:p>
-      <w:pPr>
-        <w:pStyle w:val="ListParagraph"/>
-        <w:numPr>
-          <w:ilvl w:val="0"/>
-          <w:numId w:val="7"/>
-        </w:numPr>
-        <w:shd w:val="clear" w:color="auto" w:fill="FFFFFF" w:themeFill="background1"/>
-        <w:tabs>
-          <w:tab w:val="right" w:pos="9270"/>
-        </w:tabs>
-        <w:spacing w:after="0" w:line="240" w:lineRule="auto"/>
-      </w:pPr>
-      <w:r>
-        <w:t xml:space="preserve"> What was innovative or distinct about your study?</w:t>
-      </w:r>
-    </w:p>
-    <w:p>
-      <w:pPr>
-        <w:pStyle w:val="ListParagraph"/>
-        <w:numPr>
-          <w:ilvl w:val="0"/>
-          <w:numId w:val="7"/>
-        </w:numPr>
-        <w:shd w:val="clear" w:color="auto" w:fill="FFFFFF" w:themeFill="background1"/>
-        <w:tabs>
-          <w:tab w:val="right" w:pos="9270"/>
-        </w:tabs>
-        <w:spacing w:after="0" w:line="240" w:lineRule="auto"/>
-      </w:pPr>
-      <w:r>
-        <w:t xml:space="preserve"> </w:t>
-      </w:r>
-      <w:r>
-        <w:t>What does this work enable you or your field to do next?</w:t>
-      </w:r>
-    </w:p>
-  </w:comment>
-  <w:comment w:id="9" w:author="Mundy, Beth E" w:date="2020-10-06T11:58:00Z" w:initials="MBE">
-    <w:p>
-      <w:pPr>
-        <w:pStyle w:val="CommentText"/>
-        <w:rPr>
-          <w:rFonts w:ascii="Times New Roman" w:hAnsi="Times New Roman" w:cs="Times New Roman"/>
-          <w:sz w:val="24"/>
-          <w:szCs w:val="24"/>
-        </w:rPr>
-      </w:pPr>
-      <w:r>
-        <w:rPr>
-          <w:rStyle w:val="CommentReference"/>
-        </w:rPr>
-        <w:annotationRef/>
-      </w:r>
-      <w:r>
-        <w:rPr>
-          <w:rFonts w:ascii="Times New Roman" w:eastAsia="Times New Roman" w:hAnsi="Times New Roman" w:cs="Times New Roman"/>
-          <w:sz w:val="24"/>
-          <w:szCs w:val="24"/>
-        </w:rPr>
-        <w:t>A paragraph or two (no more than 200 words), with additional details of the work. It should be still accessible to the non-specialist but may be more technical if necessary. As a point of style, we usually do not mention the name of the institution</w:t>
-      </w:r>
-      <w:r>
-        <w:rPr>
-          <w:rFonts w:ascii="Times New Roman" w:eastAsia="Times New Roman" w:hAnsi="Times New Roman" w:cs="Times New Roman"/>
-          <w:sz w:val="24"/>
-          <w:szCs w:val="24"/>
-        </w:rPr>
-        <w:t xml:space="preserve">. </w:t>
-      </w:r>
-      <w:r>
-        <w:rPr>
-          <w:rFonts w:ascii="Times New Roman" w:hAnsi="Times New Roman" w:cs="Times New Roman"/>
-          <w:sz w:val="24"/>
-          <w:szCs w:val="24"/>
-        </w:rPr>
-        <w:t>The article abstract could be used as a starting point for this section.</w:t>
-      </w:r>
-    </w:p>
-  </w:comment>
-  <w:comment w:id="10" w:author="Rice, Jennie S" w:date="2023-04-26T10:58:00Z" w:initials="RJS">
-    <w:p>
-      <w:pPr>
-        <w:pStyle w:val="CommentText"/>
-      </w:pPr>
-      <w:r>
-        <w:rPr>
-          <w:rStyle w:val="CommentReference"/>
-        </w:rPr>
-        <w:annotationRef/>
-      </w:r>
-      <w:r>
-        <w:t>Do not change</w:t>
-      </w:r>
-    </w:p>
-  </w:comment>
-  <w:comment w:id="11" w:author="Mundy, Beth E" w:date="2020-08-07T07:38:00Z" w:initials="MME">
-    <w:p>
-      <w:pPr>
-        <w:pStyle w:val="CommentText"/>
-        <w:rPr>
-          <w:bCs/>
-        </w:rPr>
-      </w:pPr>
-      <w:r>
-        <w:rPr>
-          <w:rStyle w:val="CommentReference"/>
-        </w:rPr>
-        <w:annotationRef/>
-      </w:r>
-      <w:r>
-        <w:rPr>
-          <w:rStyle w:val="CommentReference"/>
-        </w:rPr>
-        <w:annotationRef/>
-      </w:r>
-      <w:r>
-        <w:rPr>
-          <w:bCs/>
-        </w:rPr>
-        <w:t>Please use the same acknowledgement of MSD funding and any other contributing funding as appears in your article</w:t>
-      </w:r>
-      <w:r>
-        <w:rPr>
-          <w:bCs/>
-        </w:rPr>
-        <w:t xml:space="preserve"> acknowledgement section.</w:t>
-      </w:r>
-      <w:r>
-        <w:rPr>
-          <w:bCs/>
-        </w:rPr>
-        <w:t xml:space="preserve"> </w:t>
-      </w:r>
-      <w:r>
-        <w:rPr>
-          <w:bCs/>
-        </w:rPr>
-        <w:t>List any DOE Office of Science user facilities used in the research, such as NERSC</w:t>
-      </w:r>
-    </w:p>
-  </w:comment>
-  <w:comment w:id="12" w:author="Rice, Jennie S" w:date="2023-04-26T10:34:00Z" w:initials="RJS">
+  <w:comment w:id="11" w:author="Rice, Jennie S" w:date="2023-04-26T10:34:00Z" w:initials="RJS">
     <w:p>
       <w:pPr>
         <w:shd w:val="clear" w:color="auto" w:fill="FFFFFF"/>
@@ -2083,7 +2275,7 @@
       </w:pPr>
     </w:p>
   </w:comment>
-  <w:comment w:id="13" w:author="Rice, Jennie S" w:date="2023-04-26T10:47:00Z" w:initials="RJS">
+  <w:comment w:id="12" w:author="Rice, Jennie S" w:date="2023-04-26T10:47:00Z" w:initials="RJS">
     <w:p>
       <w:pPr>
         <w:spacing w:after="0" w:line="240" w:lineRule="auto"/>
@@ -2306,17 +2498,16 @@
 </file>
 
 <file path=word/commentsExtended.xml><?xml version="1.0" encoding="utf-8"?>
-<w15:commentsEx xmlns:wpc="http://schemas.microsoft.com/office/word/2010/wordprocessingCanvas" xmlns:cx="http://schemas.microsoft.com/office/drawing/2014/chartex" xmlns:cx1="http://schemas.microsoft.com/office/drawing/2015/9/8/chartex" xmlns:cx2="http://schemas.microsoft.com/office/drawing/2015/10/21/chartex" xmlns:cx3="http://schemas.microsoft.com/office/drawing/2016/5/9/chartex" xmlns:cx4="http://schemas.microsoft.com/office/drawing/2016/5/10/chartex" xmlns:cx5="http://schemas.microsoft.com/office/drawing/2016/5/11/chartex" xmlns:cx6="http://schemas.microsoft.com/office/drawing/2016/5/12/chartex" xmlns:cx7="http://schemas.microsoft.com/office/drawing/2016/5/13/chartex" xmlns:cx8="http://schemas.microsoft.com/office/drawing/2016/5/14/chartex" xmlns:mc="http://schemas.openxmlformats.org/markup-compatibility/2006" xmlns:aink="http://schemas.microsoft.com/office/drawing/2016/ink" xmlns:am3d="http://schemas.microsoft.com/office/drawing/2017/model3d" xmlns:o="urn:schemas-microsoft-com:office:office" xmlns:oel="http://schemas.microsoft.com/office/2019/extlst" xmlns:r="http://schemas.openxmlformats.org/officeDocument/2006/relationships" xmlns:m="http://schemas.openxmlformats.org/officeDocument/2006/math" xmlns:v="urn:schemas-microsoft-com:vml" xmlns:wp14="http://schemas.microsoft.com/office/word/2010/wordprocessingDrawing" xmlns:wp="http://schemas.openxmlformats.org/drawingml/2006/wordprocessingDrawing" xmlns:w10="urn:schemas-microsoft-com:office:word" xmlns:w="http://schemas.openxmlformats.org/wordprocessingml/2006/main" xmlns:w14="http://schemas.microsoft.com/office/word/2010/wordml" xmlns:w15="http://schemas.microsoft.com/office/word/2012/wordml" xmlns:w16cex="http://schemas.microsoft.com/office/word/2018/wordml/cex" xmlns:w16cid="http://schemas.microsoft.com/office/word/2016/wordml/cid" xmlns:w16="http://schemas.microsoft.com/office/word/2018/wordml" xmlns:w16du="http://schemas.microsoft.com/office/word/2023/wordml/word16du" xmlns:w16sdtdh="http://schemas.microsoft.com/office/word/2020/wordml/sdtdatahash" xmlns:w16se="http://schemas.microsoft.com/office/word/2015/wordml/symex" xmlns:wpg="http://schemas.microsoft.com/office/word/2010/wordprocessingGroup" xmlns:wpi="http://schemas.microsoft.com/office/word/2010/wordprocessingInk" xmlns:wne="http://schemas.microsoft.com/office/word/2006/wordml" xmlns:wps="http://schemas.microsoft.com/office/word/2010/wordprocessingShape" mc:Ignorable="w14 w15 w16se w16cid w16 w16cex w16sdtdh wp14">
-  <w15:commentEx w15:paraId="59C6EE3E" w15:done="0"/>
-  <w15:commentEx w15:paraId="75F64BBC" w15:done="0"/>
-  <w15:commentEx w15:paraId="03EAF105" w15:done="0"/>
+<w15:commentsEx xmlns:wpc="http://schemas.microsoft.com/office/word/2010/wordprocessingCanvas" xmlns:cx="http://schemas.microsoft.com/office/drawing/2014/chartex" xmlns:cx1="http://schemas.microsoft.com/office/drawing/2015/9/8/chartex" xmlns:cx2="http://schemas.microsoft.com/office/drawing/2015/10/21/chartex" xmlns:cx3="http://schemas.microsoft.com/office/drawing/2016/5/9/chartex" xmlns:cx4="http://schemas.microsoft.com/office/drawing/2016/5/10/chartex" xmlns:cx5="http://schemas.microsoft.com/office/drawing/2016/5/11/chartex" xmlns:cx6="http://schemas.microsoft.com/office/drawing/2016/5/12/chartex" xmlns:cx7="http://schemas.microsoft.com/office/drawing/2016/5/13/chartex" xmlns:cx8="http://schemas.microsoft.com/office/drawing/2016/5/14/chartex" xmlns:mc="http://schemas.openxmlformats.org/markup-compatibility/2006" xmlns:aink="http://schemas.microsoft.com/office/drawing/2016/ink" xmlns:am3d="http://schemas.microsoft.com/office/drawing/2017/model3d" xmlns:o="urn:schemas-microsoft-com:office:office" xmlns:oel="http://schemas.microsoft.com/office/2019/extlst" xmlns:r="http://schemas.openxmlformats.org/officeDocument/2006/relationships" xmlns:m="http://schemas.openxmlformats.org/officeDocument/2006/math" xmlns:v="urn:schemas-microsoft-com:vml" xmlns:wp14="http://schemas.microsoft.com/office/word/2010/wordprocessingDrawing" xmlns:wp="http://schemas.openxmlformats.org/drawingml/2006/wordprocessingDrawing" xmlns:w10="urn:schemas-microsoft-com:office:word" xmlns:w="http://schemas.openxmlformats.org/wordprocessingml/2006/main" xmlns:w14="http://schemas.microsoft.com/office/word/2010/wordml" xmlns:w15="http://schemas.microsoft.com/office/word/2012/wordml" xmlns:w16cex="http://schemas.microsoft.com/office/word/2018/wordml/cex" xmlns:w16cid="http://schemas.microsoft.com/office/word/2016/wordml/cid" xmlns:w16="http://schemas.microsoft.com/office/word/2018/wordml" xmlns:w16sdtdh="http://schemas.microsoft.com/office/word/2020/wordml/sdtdatahash" xmlns:w16se="http://schemas.microsoft.com/office/word/2015/wordml/symex" xmlns:wpg="http://schemas.microsoft.com/office/word/2010/wordprocessingGroup" xmlns:wpi="http://schemas.microsoft.com/office/word/2010/wordprocessingInk" xmlns:wne="http://schemas.microsoft.com/office/word/2006/wordml" xmlns:wps="http://schemas.microsoft.com/office/word/2010/wordprocessingShape" mc:Ignorable="w14 w15 w16se w16cid w16 w16cex w16sdtdh wp14">
+  <w15:commentEx w15:paraId="3B25F217" w15:done="0"/>
+  <w15:commentEx w15:paraId="14ECBC1C" w15:done="0"/>
   <w15:commentEx w15:paraId="2A567484" w15:done="0"/>
   <w15:commentEx w15:paraId="4C135251" w15:done="0"/>
   <w15:commentEx w15:paraId="1F467C16" w15:done="0"/>
   <w15:commentEx w15:paraId="5FD3AF9B" w15:done="0"/>
-  <w15:commentEx w15:paraId="40EFDFB7" w15:done="0"/>
-  <w15:commentEx w15:paraId="008957B1" w15:done="0"/>
-  <w15:commentEx w15:paraId="1E2201B0" w15:done="0"/>
+  <w15:commentEx w15:paraId="6A76FBA4" w15:done="0"/>
+  <w15:commentEx w15:paraId="1051389E" w15:done="0"/>
+  <w15:commentEx w15:paraId="6B3371E7" w15:done="0"/>
   <w15:commentEx w15:paraId="6CEAAFA2" w15:done="0"/>
   <w15:commentEx w15:paraId="71B0F8EA" w15:done="0"/>
   <w15:commentEx w15:paraId="16CFDBDA" w15:done="0"/>
@@ -2325,14 +2516,15 @@
 </file>
 
 <file path=word/commentsExtensible.xml><?xml version="1.0" encoding="utf-8"?>
-<w16cex:commentsExtensible xmlns:wpc="http://schemas.microsoft.com/office/word/2010/wordprocessingCanvas" xmlns:cx="http://schemas.microsoft.com/office/drawing/2014/chartex" xmlns:cx1="http://schemas.microsoft.com/office/drawing/2015/9/8/chartex" xmlns:cx2="http://schemas.microsoft.com/office/drawing/2015/10/21/chartex" xmlns:cx3="http://schemas.microsoft.com/office/drawing/2016/5/9/chartex" xmlns:cx4="http://schemas.microsoft.com/office/drawing/2016/5/10/chartex" xmlns:cx5="http://schemas.microsoft.com/office/drawing/2016/5/11/chartex" xmlns:cx6="http://schemas.microsoft.com/office/drawing/2016/5/12/chartex" xmlns:cx7="http://schemas.microsoft.com/office/drawing/2016/5/13/chartex" xmlns:cx8="http://schemas.microsoft.com/office/drawing/2016/5/14/chartex" xmlns:mc="http://schemas.openxmlformats.org/markup-compatibility/2006" xmlns:aink="http://schemas.microsoft.com/office/drawing/2016/ink" xmlns:am3d="http://schemas.microsoft.com/office/drawing/2017/model3d" xmlns:o="urn:schemas-microsoft-com:office:office" xmlns:oel="http://schemas.microsoft.com/office/2019/extlst" xmlns:r="http://schemas.openxmlformats.org/officeDocument/2006/relationships" xmlns:m="http://schemas.openxmlformats.org/officeDocument/2006/math" xmlns:v="urn:schemas-microsoft-com:vml" xmlns:wp14="http://schemas.microsoft.com/office/word/2010/wordprocessingDrawing" xmlns:wp="http://schemas.openxmlformats.org/drawingml/2006/wordprocessingDrawing" xmlns:w10="urn:schemas-microsoft-com:office:word" xmlns:w="http://schemas.openxmlformats.org/wordprocessingml/2006/main" xmlns:w14="http://schemas.microsoft.com/office/word/2010/wordml" xmlns:w15="http://schemas.microsoft.com/office/word/2012/wordml" xmlns:w16cex="http://schemas.microsoft.com/office/word/2018/wordml/cex" xmlns:w16cid="http://schemas.microsoft.com/office/word/2016/wordml/cid" xmlns:w16="http://schemas.microsoft.com/office/word/2018/wordml" xmlns:w16du="http://schemas.microsoft.com/office/word/2023/wordml/word16du" xmlns:w16sdtdh="http://schemas.microsoft.com/office/word/2020/wordml/sdtdatahash" xmlns:w16se="http://schemas.microsoft.com/office/word/2015/wordml/symex" xmlns:wpg="http://schemas.microsoft.com/office/word/2010/wordprocessingGroup" xmlns:wpi="http://schemas.microsoft.com/office/word/2010/wordprocessingInk" xmlns:wne="http://schemas.microsoft.com/office/word/2006/wordml" xmlns:wps="http://schemas.microsoft.com/office/word/2010/wordprocessingShape" mc:Ignorable="w14 w15 w16se w16cid w16 w16cex w16sdtdh wp14">
-  <w16cex:commentExtensible w16cex:durableId="27F37FFF" w16cex:dateUtc="2023-04-26T17:48:00Z"/>
-  <w16cex:commentExtensible w16cex:durableId="27F36ED5" w16cex:dateUtc="2023-04-26T16:35:00Z"/>
-  <w16cex:commentExtensible w16cex:durableId="27F37193" w16cex:dateUtc="2023-04-26T16:46:00Z"/>
+<w16cex:commentsExtensible xmlns:wpc="http://schemas.microsoft.com/office/word/2010/wordprocessingCanvas" xmlns:cx="http://schemas.microsoft.com/office/drawing/2014/chartex" xmlns:cx1="http://schemas.microsoft.com/office/drawing/2015/9/8/chartex" xmlns:cx2="http://schemas.microsoft.com/office/drawing/2015/10/21/chartex" xmlns:cx3="http://schemas.microsoft.com/office/drawing/2016/5/9/chartex" xmlns:cx4="http://schemas.microsoft.com/office/drawing/2016/5/10/chartex" xmlns:cx5="http://schemas.microsoft.com/office/drawing/2016/5/11/chartex" xmlns:cx6="http://schemas.microsoft.com/office/drawing/2016/5/12/chartex" xmlns:cx7="http://schemas.microsoft.com/office/drawing/2016/5/13/chartex" xmlns:cx8="http://schemas.microsoft.com/office/drawing/2016/5/14/chartex" xmlns:mc="http://schemas.openxmlformats.org/markup-compatibility/2006" xmlns:aink="http://schemas.microsoft.com/office/drawing/2016/ink" xmlns:am3d="http://schemas.microsoft.com/office/drawing/2017/model3d" xmlns:o="urn:schemas-microsoft-com:office:office" xmlns:oel="http://schemas.microsoft.com/office/2019/extlst" xmlns:r="http://schemas.openxmlformats.org/officeDocument/2006/relationships" xmlns:m="http://schemas.openxmlformats.org/officeDocument/2006/math" xmlns:v="urn:schemas-microsoft-com:vml" xmlns:wp14="http://schemas.microsoft.com/office/word/2010/wordprocessingDrawing" xmlns:wp="http://schemas.openxmlformats.org/drawingml/2006/wordprocessingDrawing" xmlns:w10="urn:schemas-microsoft-com:office:word" xmlns:w="http://schemas.openxmlformats.org/wordprocessingml/2006/main" xmlns:w14="http://schemas.microsoft.com/office/word/2010/wordml" xmlns:w15="http://schemas.microsoft.com/office/word/2012/wordml" xmlns:w16cex="http://schemas.microsoft.com/office/word/2018/wordml/cex" xmlns:w16cid="http://schemas.microsoft.com/office/word/2016/wordml/cid" xmlns:w16="http://schemas.microsoft.com/office/word/2018/wordml" xmlns:w16sdtdh="http://schemas.microsoft.com/office/word/2020/wordml/sdtdatahash" xmlns:w16se="http://schemas.microsoft.com/office/word/2015/wordml/symex" xmlns:wpg="http://schemas.microsoft.com/office/word/2010/wordprocessingGroup" xmlns:wpi="http://schemas.microsoft.com/office/word/2010/wordprocessingInk" xmlns:wne="http://schemas.microsoft.com/office/word/2006/wordml" xmlns:wps="http://schemas.microsoft.com/office/word/2010/wordprocessingShape" mc:Ignorable="w14 w15 w16se w16cid w16 w16cex w16sdtdh wp14">
+  <w16cex:commentExtensible w16cex:durableId="2949517A" w16cex:dateUtc="2024-01-10T22:25:00Z"/>
+  <w16cex:commentExtensible w16cex:durableId="2949524C" w16cex:dateUtc="2024-01-10T22:28:00Z"/>
   <w16cex:commentExtensible w16cex:durableId="27F3849D" w16cex:dateUtc="2023-04-26T18:08:00Z"/>
   <w16cex:commentExtensible w16cex:durableId="27F375A0" w16cex:dateUtc="2023-04-26T17:04:00Z"/>
   <w16cex:commentExtensible w16cex:durableId="27F3733B" w16cex:dateUtc="2023-04-26T16:54:00Z"/>
-  <w16cex:commentExtensible w16cex:durableId="2326DA58" w16cex:dateUtc="2020-10-06T18:58:00Z"/>
+  <w16cex:commentExtensible w16cex:durableId="2949529E" w16cex:dateUtc="2024-01-10T22:30:00Z"/>
+  <w16cex:commentExtensible w16cex:durableId="294952BB" w16cex:dateUtc="2024-01-10T22:30:00Z"/>
+  <w16cex:commentExtensible w16cex:durableId="294952D2" w16cex:dateUtc="2024-01-10T22:30:00Z"/>
   <w16cex:commentExtensible w16cex:durableId="27F3824E" w16cex:dateUtc="2023-04-26T17:58:00Z"/>
   <w16cex:commentExtensible w16cex:durableId="27F37CBE" w16cex:dateUtc="2023-04-26T17:34:00Z"/>
   <w16cex:commentExtensible w16cex:durableId="27F37FCB" w16cex:dateUtc="2023-04-26T17:47:00Z"/>
@@ -2340,17 +2532,16 @@
 </file>
 
 <file path=word/commentsIds.xml><?xml version="1.0" encoding="utf-8"?>
-<w16cid:commentsIds xmlns:wpc="http://schemas.microsoft.com/office/word/2010/wordprocessingCanvas" xmlns:cx="http://schemas.microsoft.com/office/drawing/2014/chartex" xmlns:cx1="http://schemas.microsoft.com/office/drawing/2015/9/8/chartex" xmlns:cx2="http://schemas.microsoft.com/office/drawing/2015/10/21/chartex" xmlns:cx3="http://schemas.microsoft.com/office/drawing/2016/5/9/chartex" xmlns:cx4="http://schemas.microsoft.com/office/drawing/2016/5/10/chartex" xmlns:cx5="http://schemas.microsoft.com/office/drawing/2016/5/11/chartex" xmlns:cx6="http://schemas.microsoft.com/office/drawing/2016/5/12/chartex" xmlns:cx7="http://schemas.microsoft.com/office/drawing/2016/5/13/chartex" xmlns:cx8="http://schemas.microsoft.com/office/drawing/2016/5/14/chartex" xmlns:mc="http://schemas.openxmlformats.org/markup-compatibility/2006" xmlns:aink="http://schemas.microsoft.com/office/drawing/2016/ink" xmlns:am3d="http://schemas.microsoft.com/office/drawing/2017/model3d" xmlns:o="urn:schemas-microsoft-com:office:office" xmlns:oel="http://schemas.microsoft.com/office/2019/extlst" xmlns:r="http://schemas.openxmlformats.org/officeDocument/2006/relationships" xmlns:m="http://schemas.openxmlformats.org/officeDocument/2006/math" xmlns:v="urn:schemas-microsoft-com:vml" xmlns:wp14="http://schemas.microsoft.com/office/word/2010/wordprocessingDrawing" xmlns:wp="http://schemas.openxmlformats.org/drawingml/2006/wordprocessingDrawing" xmlns:w10="urn:schemas-microsoft-com:office:word" xmlns:w="http://schemas.openxmlformats.org/wordprocessingml/2006/main" xmlns:w14="http://schemas.microsoft.com/office/word/2010/wordml" xmlns:w15="http://schemas.microsoft.com/office/word/2012/wordml" xmlns:w16cex="http://schemas.microsoft.com/office/word/2018/wordml/cex" xmlns:w16cid="http://schemas.microsoft.com/office/word/2016/wordml/cid" xmlns:w16="http://schemas.microsoft.com/office/word/2018/wordml" xmlns:w16du="http://schemas.microsoft.com/office/word/2023/wordml/word16du" xmlns:w16sdtdh="http://schemas.microsoft.com/office/word/2020/wordml/sdtdatahash" xmlns:w16se="http://schemas.microsoft.com/office/word/2015/wordml/symex" xmlns:wpg="http://schemas.microsoft.com/office/word/2010/wordprocessingGroup" xmlns:wpi="http://schemas.microsoft.com/office/word/2010/wordprocessingInk" xmlns:wne="http://schemas.microsoft.com/office/word/2006/wordml" xmlns:wps="http://schemas.microsoft.com/office/word/2010/wordprocessingShape" mc:Ignorable="w14 w15 w16se w16cid w16 w16cex w16sdtdh wp14">
-  <w16cid:commentId w16cid:paraId="59C6EE3E" w16cid:durableId="27F37FFF"/>
-  <w16cid:commentId w16cid:paraId="75F64BBC" w16cid:durableId="27F36ED5"/>
-  <w16cid:commentId w16cid:paraId="03EAF105" w16cid:durableId="27F37193"/>
+<w16cid:commentsIds xmlns:wpc="http://schemas.microsoft.com/office/word/2010/wordprocessingCanvas" xmlns:cx="http://schemas.microsoft.com/office/drawing/2014/chartex" xmlns:cx1="http://schemas.microsoft.com/office/drawing/2015/9/8/chartex" xmlns:cx2="http://schemas.microsoft.com/office/drawing/2015/10/21/chartex" xmlns:cx3="http://schemas.microsoft.com/office/drawing/2016/5/9/chartex" xmlns:cx4="http://schemas.microsoft.com/office/drawing/2016/5/10/chartex" xmlns:cx5="http://schemas.microsoft.com/office/drawing/2016/5/11/chartex" xmlns:cx6="http://schemas.microsoft.com/office/drawing/2016/5/12/chartex" xmlns:cx7="http://schemas.microsoft.com/office/drawing/2016/5/13/chartex" xmlns:cx8="http://schemas.microsoft.com/office/drawing/2016/5/14/chartex" xmlns:mc="http://schemas.openxmlformats.org/markup-compatibility/2006" xmlns:aink="http://schemas.microsoft.com/office/drawing/2016/ink" xmlns:am3d="http://schemas.microsoft.com/office/drawing/2017/model3d" xmlns:o="urn:schemas-microsoft-com:office:office" xmlns:oel="http://schemas.microsoft.com/office/2019/extlst" xmlns:r="http://schemas.openxmlformats.org/officeDocument/2006/relationships" xmlns:m="http://schemas.openxmlformats.org/officeDocument/2006/math" xmlns:v="urn:schemas-microsoft-com:vml" xmlns:wp14="http://schemas.microsoft.com/office/word/2010/wordprocessingDrawing" xmlns:wp="http://schemas.openxmlformats.org/drawingml/2006/wordprocessingDrawing" xmlns:w10="urn:schemas-microsoft-com:office:word" xmlns:w="http://schemas.openxmlformats.org/wordprocessingml/2006/main" xmlns:w14="http://schemas.microsoft.com/office/word/2010/wordml" xmlns:w15="http://schemas.microsoft.com/office/word/2012/wordml" xmlns:w16cex="http://schemas.microsoft.com/office/word/2018/wordml/cex" xmlns:w16cid="http://schemas.microsoft.com/office/word/2016/wordml/cid" xmlns:w16="http://schemas.microsoft.com/office/word/2018/wordml" xmlns:w16sdtdh="http://schemas.microsoft.com/office/word/2020/wordml/sdtdatahash" xmlns:w16se="http://schemas.microsoft.com/office/word/2015/wordml/symex" xmlns:wpg="http://schemas.microsoft.com/office/word/2010/wordprocessingGroup" xmlns:wpi="http://schemas.microsoft.com/office/word/2010/wordprocessingInk" xmlns:wne="http://schemas.microsoft.com/office/word/2006/wordml" xmlns:wps="http://schemas.microsoft.com/office/word/2010/wordprocessingShape" mc:Ignorable="w14 w15 w16se w16cid w16 w16cex w16sdtdh wp14">
+  <w16cid:commentId w16cid:paraId="3B25F217" w16cid:durableId="2949517A"/>
+  <w16cid:commentId w16cid:paraId="14ECBC1C" w16cid:durableId="2949524C"/>
   <w16cid:commentId w16cid:paraId="2A567484" w16cid:durableId="22D782CE"/>
   <w16cid:commentId w16cid:paraId="4C135251" w16cid:durableId="27F3849D"/>
   <w16cid:commentId w16cid:paraId="1F467C16" w16cid:durableId="27F375A0"/>
   <w16cid:commentId w16cid:paraId="5FD3AF9B" w16cid:durableId="27F3733B"/>
-  <w16cid:commentId w16cid:paraId="40EFDFB7" w16cid:durableId="22D782DF"/>
-  <w16cid:commentId w16cid:paraId="008957B1" w16cid:durableId="22D782F3"/>
-  <w16cid:commentId w16cid:paraId="1E2201B0" w16cid:durableId="2326DA58"/>
+  <w16cid:commentId w16cid:paraId="6A76FBA4" w16cid:durableId="2949529E"/>
+  <w16cid:commentId w16cid:paraId="1051389E" w16cid:durableId="294952BB"/>
+  <w16cid:commentId w16cid:paraId="6B3371E7" w16cid:durableId="294952D2"/>
   <w16cid:commentId w16cid:paraId="6CEAAFA2" w16cid:durableId="27F3824E"/>
   <w16cid:commentId w16cid:paraId="71B0F8EA" w16cid:durableId="22D7838D"/>
   <w16cid:commentId w16cid:paraId="16CFDBDA" w16cid:durableId="27F37CBE"/>
@@ -2359,7 +2550,7 @@
 </file>
 
 <file path=word/endnotes.xml><?xml version="1.0" encoding="utf-8"?>
-<w:endnotes xmlns:wpc="http://schemas.microsoft.com/office/word/2010/wordprocessingCanvas" xmlns:cx="http://schemas.microsoft.com/office/drawing/2014/chartex" xmlns:cx1="http://schemas.microsoft.com/office/drawing/2015/9/8/chartex" xmlns:cx2="http://schemas.microsoft.com/office/drawing/2015/10/21/chartex" xmlns:cx3="http://schemas.microsoft.com/office/drawing/2016/5/9/chartex" xmlns:cx4="http://schemas.microsoft.com/office/drawing/2016/5/10/chartex" xmlns:cx5="http://schemas.microsoft.com/office/drawing/2016/5/11/chartex" xmlns:cx6="http://schemas.microsoft.com/office/drawing/2016/5/12/chartex" xmlns:cx7="http://schemas.microsoft.com/office/drawing/2016/5/13/chartex" xmlns:cx8="http://schemas.microsoft.com/office/drawing/2016/5/14/chartex" xmlns:mc="http://schemas.openxmlformats.org/markup-compatibility/2006" xmlns:aink="http://schemas.microsoft.com/office/drawing/2016/ink" xmlns:am3d="http://schemas.microsoft.com/office/drawing/2017/model3d" xmlns:o="urn:schemas-microsoft-com:office:office" xmlns:oel="http://schemas.microsoft.com/office/2019/extlst" xmlns:r="http://schemas.openxmlformats.org/officeDocument/2006/relationships" xmlns:m="http://schemas.openxmlformats.org/officeDocument/2006/math" xmlns:v="urn:schemas-microsoft-com:vml" xmlns:wp14="http://schemas.microsoft.com/office/word/2010/wordprocessingDrawing" xmlns:wp="http://schemas.openxmlformats.org/drawingml/2006/wordprocessingDrawing" xmlns:w10="urn:schemas-microsoft-com:office:word" xmlns:w="http://schemas.openxmlformats.org/wordprocessingml/2006/main" xmlns:w14="http://schemas.microsoft.com/office/word/2010/wordml" xmlns:w15="http://schemas.microsoft.com/office/word/2012/wordml" xmlns:w16cex="http://schemas.microsoft.com/office/word/2018/wordml/cex" xmlns:w16cid="http://schemas.microsoft.com/office/word/2016/wordml/cid" xmlns:w16="http://schemas.microsoft.com/office/word/2018/wordml" xmlns:w16du="http://schemas.microsoft.com/office/word/2023/wordml/word16du" xmlns:w16sdtdh="http://schemas.microsoft.com/office/word/2020/wordml/sdtdatahash" xmlns:w16se="http://schemas.microsoft.com/office/word/2015/wordml/symex" xmlns:wpg="http://schemas.microsoft.com/office/word/2010/wordprocessingGroup" xmlns:wpi="http://schemas.microsoft.com/office/word/2010/wordprocessingInk" xmlns:wne="http://schemas.microsoft.com/office/word/2006/wordml" xmlns:wps="http://schemas.microsoft.com/office/word/2010/wordprocessingShape" mc:Ignorable="w14 w15 w16se w16cid w16 w16cex w16sdtdh wp14">
+<w:endnotes xmlns:wpc="http://schemas.microsoft.com/office/word/2010/wordprocessingCanvas" xmlns:cx="http://schemas.microsoft.com/office/drawing/2014/chartex" xmlns:cx1="http://schemas.microsoft.com/office/drawing/2015/9/8/chartex" xmlns:cx2="http://schemas.microsoft.com/office/drawing/2015/10/21/chartex" xmlns:cx3="http://schemas.microsoft.com/office/drawing/2016/5/9/chartex" xmlns:cx4="http://schemas.microsoft.com/office/drawing/2016/5/10/chartex" xmlns:cx5="http://schemas.microsoft.com/office/drawing/2016/5/11/chartex" xmlns:cx6="http://schemas.microsoft.com/office/drawing/2016/5/12/chartex" xmlns:cx7="http://schemas.microsoft.com/office/drawing/2016/5/13/chartex" xmlns:cx8="http://schemas.microsoft.com/office/drawing/2016/5/14/chartex" xmlns:mc="http://schemas.openxmlformats.org/markup-compatibility/2006" xmlns:aink="http://schemas.microsoft.com/office/drawing/2016/ink" xmlns:am3d="http://schemas.microsoft.com/office/drawing/2017/model3d" xmlns:o="urn:schemas-microsoft-com:office:office" xmlns:oel="http://schemas.microsoft.com/office/2019/extlst" xmlns:r="http://schemas.openxmlformats.org/officeDocument/2006/relationships" xmlns:m="http://schemas.openxmlformats.org/officeDocument/2006/math" xmlns:v="urn:schemas-microsoft-com:vml" xmlns:wp14="http://schemas.microsoft.com/office/word/2010/wordprocessingDrawing" xmlns:wp="http://schemas.openxmlformats.org/drawingml/2006/wordprocessingDrawing" xmlns:w10="urn:schemas-microsoft-com:office:word" xmlns:w="http://schemas.openxmlformats.org/wordprocessingml/2006/main" xmlns:w14="http://schemas.microsoft.com/office/word/2010/wordml" xmlns:w15="http://schemas.microsoft.com/office/word/2012/wordml" xmlns:w16cex="http://schemas.microsoft.com/office/word/2018/wordml/cex" xmlns:w16cid="http://schemas.microsoft.com/office/word/2016/wordml/cid" xmlns:w16="http://schemas.microsoft.com/office/word/2018/wordml" xmlns:w16sdtdh="http://schemas.microsoft.com/office/word/2020/wordml/sdtdatahash" xmlns:w16se="http://schemas.microsoft.com/office/word/2015/wordml/symex" xmlns:wpg="http://schemas.microsoft.com/office/word/2010/wordprocessingGroup" xmlns:wpi="http://schemas.microsoft.com/office/word/2010/wordprocessingInk" xmlns:wne="http://schemas.microsoft.com/office/word/2006/wordml" xmlns:wps="http://schemas.microsoft.com/office/word/2010/wordprocessingShape" mc:Ignorable="w14 w15 w16se w16cid w16 w16cex w16sdtdh wp14">
   <w:endnote w:type="separator" w:id="-1">
     <w:p>
       <w:pPr>
@@ -2384,7 +2575,7 @@
 </file>
 
 <file path=word/footnotes.xml><?xml version="1.0" encoding="utf-8"?>
-<w:footnotes xmlns:wpc="http://schemas.microsoft.com/office/word/2010/wordprocessingCanvas" xmlns:cx="http://schemas.microsoft.com/office/drawing/2014/chartex" xmlns:cx1="http://schemas.microsoft.com/office/drawing/2015/9/8/chartex" xmlns:cx2="http://schemas.microsoft.com/office/drawing/2015/10/21/chartex" xmlns:cx3="http://schemas.microsoft.com/office/drawing/2016/5/9/chartex" xmlns:cx4="http://schemas.microsoft.com/office/drawing/2016/5/10/chartex" xmlns:cx5="http://schemas.microsoft.com/office/drawing/2016/5/11/chartex" xmlns:cx6="http://schemas.microsoft.com/office/drawing/2016/5/12/chartex" xmlns:cx7="http://schemas.microsoft.com/office/drawing/2016/5/13/chartex" xmlns:cx8="http://schemas.microsoft.com/office/drawing/2016/5/14/chartex" xmlns:mc="http://schemas.openxmlformats.org/markup-compatibility/2006" xmlns:aink="http://schemas.microsoft.com/office/drawing/2016/ink" xmlns:am3d="http://schemas.microsoft.com/office/drawing/2017/model3d" xmlns:o="urn:schemas-microsoft-com:office:office" xmlns:oel="http://schemas.microsoft.com/office/2019/extlst" xmlns:r="http://schemas.openxmlformats.org/officeDocument/2006/relationships" xmlns:m="http://schemas.openxmlformats.org/officeDocument/2006/math" xmlns:v="urn:schemas-microsoft-com:vml" xmlns:wp14="http://schemas.microsoft.com/office/word/2010/wordprocessingDrawing" xmlns:wp="http://schemas.openxmlformats.org/drawingml/2006/wordprocessingDrawing" xmlns:w10="urn:schemas-microsoft-com:office:word" xmlns:w="http://schemas.openxmlformats.org/wordprocessingml/2006/main" xmlns:w14="http://schemas.microsoft.com/office/word/2010/wordml" xmlns:w15="http://schemas.microsoft.com/office/word/2012/wordml" xmlns:w16cex="http://schemas.microsoft.com/office/word/2018/wordml/cex" xmlns:w16cid="http://schemas.microsoft.com/office/word/2016/wordml/cid" xmlns:w16="http://schemas.microsoft.com/office/word/2018/wordml" xmlns:w16du="http://schemas.microsoft.com/office/word/2023/wordml/word16du" xmlns:w16sdtdh="http://schemas.microsoft.com/office/word/2020/wordml/sdtdatahash" xmlns:w16se="http://schemas.microsoft.com/office/word/2015/wordml/symex" xmlns:wpg="http://schemas.microsoft.com/office/word/2010/wordprocessingGroup" xmlns:wpi="http://schemas.microsoft.com/office/word/2010/wordprocessingInk" xmlns:wne="http://schemas.microsoft.com/office/word/2006/wordml" xmlns:wps="http://schemas.microsoft.com/office/word/2010/wordprocessingShape" mc:Ignorable="w14 w15 w16se w16cid w16 w16cex w16sdtdh wp14">
+<w:footnotes xmlns:wpc="http://schemas.microsoft.com/office/word/2010/wordprocessingCanvas" xmlns:cx="http://schemas.microsoft.com/office/drawing/2014/chartex" xmlns:cx1="http://schemas.microsoft.com/office/drawing/2015/9/8/chartex" xmlns:cx2="http://schemas.microsoft.com/office/drawing/2015/10/21/chartex" xmlns:cx3="http://schemas.microsoft.com/office/drawing/2016/5/9/chartex" xmlns:cx4="http://schemas.microsoft.com/office/drawing/2016/5/10/chartex" xmlns:cx5="http://schemas.microsoft.com/office/drawing/2016/5/11/chartex" xmlns:cx6="http://schemas.microsoft.com/office/drawing/2016/5/12/chartex" xmlns:cx7="http://schemas.microsoft.com/office/drawing/2016/5/13/chartex" xmlns:cx8="http://schemas.microsoft.com/office/drawing/2016/5/14/chartex" xmlns:mc="http://schemas.openxmlformats.org/markup-compatibility/2006" xmlns:aink="http://schemas.microsoft.com/office/drawing/2016/ink" xmlns:am3d="http://schemas.microsoft.com/office/drawing/2017/model3d" xmlns:o="urn:schemas-microsoft-com:office:office" xmlns:oel="http://schemas.microsoft.com/office/2019/extlst" xmlns:r="http://schemas.openxmlformats.org/officeDocument/2006/relationships" xmlns:m="http://schemas.openxmlformats.org/officeDocument/2006/math" xmlns:v="urn:schemas-microsoft-com:vml" xmlns:wp14="http://schemas.microsoft.com/office/word/2010/wordprocessingDrawing" xmlns:wp="http://schemas.openxmlformats.org/drawingml/2006/wordprocessingDrawing" xmlns:w10="urn:schemas-microsoft-com:office:word" xmlns:w="http://schemas.openxmlformats.org/wordprocessingml/2006/main" xmlns:w14="http://schemas.microsoft.com/office/word/2010/wordml" xmlns:w15="http://schemas.microsoft.com/office/word/2012/wordml" xmlns:w16cex="http://schemas.microsoft.com/office/word/2018/wordml/cex" xmlns:w16cid="http://schemas.microsoft.com/office/word/2016/wordml/cid" xmlns:w16="http://schemas.microsoft.com/office/word/2018/wordml" xmlns:w16sdtdh="http://schemas.microsoft.com/office/word/2020/wordml/sdtdatahash" xmlns:w16se="http://schemas.microsoft.com/office/word/2015/wordml/symex" xmlns:wpg="http://schemas.microsoft.com/office/word/2010/wordprocessingGroup" xmlns:wpi="http://schemas.microsoft.com/office/word/2010/wordprocessingInk" xmlns:wne="http://schemas.microsoft.com/office/word/2006/wordml" xmlns:wps="http://schemas.microsoft.com/office/word/2010/wordprocessingShape" mc:Ignorable="w14 w15 w16se w16cid w16 w16cex w16sdtdh wp14">
   <w:footnote w:type="separator" w:id="-1">
     <w:p>
       <w:pPr>
@@ -2409,7 +2600,7 @@
 </file>
 
 <file path=word/header1.xml><?xml version="1.0" encoding="utf-8"?>
-<w:hdr xmlns:wpc="http://schemas.microsoft.com/office/word/2010/wordprocessingCanvas" xmlns:cx="http://schemas.microsoft.com/office/drawing/2014/chartex" xmlns:cx1="http://schemas.microsoft.com/office/drawing/2015/9/8/chartex" xmlns:cx2="http://schemas.microsoft.com/office/drawing/2015/10/21/chartex" xmlns:cx3="http://schemas.microsoft.com/office/drawing/2016/5/9/chartex" xmlns:cx4="http://schemas.microsoft.com/office/drawing/2016/5/10/chartex" xmlns:cx5="http://schemas.microsoft.com/office/drawing/2016/5/11/chartex" xmlns:cx6="http://schemas.microsoft.com/office/drawing/2016/5/12/chartex" xmlns:cx7="http://schemas.microsoft.com/office/drawing/2016/5/13/chartex" xmlns:cx8="http://schemas.microsoft.com/office/drawing/2016/5/14/chartex" xmlns:mc="http://schemas.openxmlformats.org/markup-compatibility/2006" xmlns:aink="http://schemas.microsoft.com/office/drawing/2016/ink" xmlns:am3d="http://schemas.microsoft.com/office/drawing/2017/model3d" xmlns:o="urn:schemas-microsoft-com:office:office" xmlns:oel="http://schemas.microsoft.com/office/2019/extlst" xmlns:r="http://schemas.openxmlformats.org/officeDocument/2006/relationships" xmlns:m="http://schemas.openxmlformats.org/officeDocument/2006/math" xmlns:v="urn:schemas-microsoft-com:vml" xmlns:wp14="http://schemas.microsoft.com/office/word/2010/wordprocessingDrawing" xmlns:wp="http://schemas.openxmlformats.org/drawingml/2006/wordprocessingDrawing" xmlns:w10="urn:schemas-microsoft-com:office:word" xmlns:w="http://schemas.openxmlformats.org/wordprocessingml/2006/main" xmlns:w14="http://schemas.microsoft.com/office/word/2010/wordml" xmlns:w15="http://schemas.microsoft.com/office/word/2012/wordml" xmlns:w16cex="http://schemas.microsoft.com/office/word/2018/wordml/cex" xmlns:w16cid="http://schemas.microsoft.com/office/word/2016/wordml/cid" xmlns:w16="http://schemas.microsoft.com/office/word/2018/wordml" xmlns:w16du="http://schemas.microsoft.com/office/word/2023/wordml/word16du" xmlns:w16sdtdh="http://schemas.microsoft.com/office/word/2020/wordml/sdtdatahash" xmlns:w16se="http://schemas.microsoft.com/office/word/2015/wordml/symex" xmlns:wpg="http://schemas.microsoft.com/office/word/2010/wordprocessingGroup" xmlns:wpi="http://schemas.microsoft.com/office/word/2010/wordprocessingInk" xmlns:wne="http://schemas.microsoft.com/office/word/2006/wordml" xmlns:wps="http://schemas.microsoft.com/office/word/2010/wordprocessingShape" mc:Ignorable="w14 w15 w16se w16cid w16 w16cex w16sdtdh wp14">
+<w:hdr xmlns:wpc="http://schemas.microsoft.com/office/word/2010/wordprocessingCanvas" xmlns:cx="http://schemas.microsoft.com/office/drawing/2014/chartex" xmlns:cx1="http://schemas.microsoft.com/office/drawing/2015/9/8/chartex" xmlns:cx2="http://schemas.microsoft.com/office/drawing/2015/10/21/chartex" xmlns:cx3="http://schemas.microsoft.com/office/drawing/2016/5/9/chartex" xmlns:cx4="http://schemas.microsoft.com/office/drawing/2016/5/10/chartex" xmlns:cx5="http://schemas.microsoft.com/office/drawing/2016/5/11/chartex" xmlns:cx6="http://schemas.microsoft.com/office/drawing/2016/5/12/chartex" xmlns:cx7="http://schemas.microsoft.com/office/drawing/2016/5/13/chartex" xmlns:cx8="http://schemas.microsoft.com/office/drawing/2016/5/14/chartex" xmlns:mc="http://schemas.openxmlformats.org/markup-compatibility/2006" xmlns:aink="http://schemas.microsoft.com/office/drawing/2016/ink" xmlns:am3d="http://schemas.microsoft.com/office/drawing/2017/model3d" xmlns:o="urn:schemas-microsoft-com:office:office" xmlns:oel="http://schemas.microsoft.com/office/2019/extlst" xmlns:r="http://schemas.openxmlformats.org/officeDocument/2006/relationships" xmlns:m="http://schemas.openxmlformats.org/officeDocument/2006/math" xmlns:v="urn:schemas-microsoft-com:vml" xmlns:wp14="http://schemas.microsoft.com/office/word/2010/wordprocessingDrawing" xmlns:wp="http://schemas.openxmlformats.org/drawingml/2006/wordprocessingDrawing" xmlns:w10="urn:schemas-microsoft-com:office:word" xmlns:w="http://schemas.openxmlformats.org/wordprocessingml/2006/main" xmlns:w14="http://schemas.microsoft.com/office/word/2010/wordml" xmlns:w15="http://schemas.microsoft.com/office/word/2012/wordml" xmlns:w16cex="http://schemas.microsoft.com/office/word/2018/wordml/cex" xmlns:w16cid="http://schemas.microsoft.com/office/word/2016/wordml/cid" xmlns:w16="http://schemas.microsoft.com/office/word/2018/wordml" xmlns:w16sdtdh="http://schemas.microsoft.com/office/word/2020/wordml/sdtdatahash" xmlns:w16se="http://schemas.microsoft.com/office/word/2015/wordml/symex" xmlns:wpg="http://schemas.microsoft.com/office/word/2010/wordprocessingGroup" xmlns:wpi="http://schemas.microsoft.com/office/word/2010/wordprocessingInk" xmlns:wne="http://schemas.microsoft.com/office/word/2006/wordml" xmlns:wps="http://schemas.microsoft.com/office/word/2010/wordprocessingShape" mc:Ignorable="w14 w15 w16se w16cid w16 w16cex w16sdtdh wp14">
   <w:sdt>
     <w:sdtPr>
       <w:rPr>
@@ -2489,7 +2680,7 @@
 </file>
 
 <file path=word/numbering.xml><?xml version="1.0" encoding="utf-8"?>
-<w:numbering xmlns:wpc="http://schemas.microsoft.com/office/word/2010/wordprocessingCanvas" xmlns:cx="http://schemas.microsoft.com/office/drawing/2014/chartex" xmlns:cx1="http://schemas.microsoft.com/office/drawing/2015/9/8/chartex" xmlns:cx2="http://schemas.microsoft.com/office/drawing/2015/10/21/chartex" xmlns:cx3="http://schemas.microsoft.com/office/drawing/2016/5/9/chartex" xmlns:cx4="http://schemas.microsoft.com/office/drawing/2016/5/10/chartex" xmlns:cx5="http://schemas.microsoft.com/office/drawing/2016/5/11/chartex" xmlns:cx6="http://schemas.microsoft.com/office/drawing/2016/5/12/chartex" xmlns:cx7="http://schemas.microsoft.com/office/drawing/2016/5/13/chartex" xmlns:cx8="http://schemas.microsoft.com/office/drawing/2016/5/14/chartex" xmlns:mc="http://schemas.openxmlformats.org/markup-compatibility/2006" xmlns:aink="http://schemas.microsoft.com/office/drawing/2016/ink" xmlns:am3d="http://schemas.microsoft.com/office/drawing/2017/model3d" xmlns:o="urn:schemas-microsoft-com:office:office" xmlns:oel="http://schemas.microsoft.com/office/2019/extlst" xmlns:r="http://schemas.openxmlformats.org/officeDocument/2006/relationships" xmlns:m="http://schemas.openxmlformats.org/officeDocument/2006/math" xmlns:v="urn:schemas-microsoft-com:vml" xmlns:wp14="http://schemas.microsoft.com/office/word/2010/wordprocessingDrawing" xmlns:wp="http://schemas.openxmlformats.org/drawingml/2006/wordprocessingDrawing" xmlns:w10="urn:schemas-microsoft-com:office:word" xmlns:w="http://schemas.openxmlformats.org/wordprocessingml/2006/main" xmlns:w14="http://schemas.microsoft.com/office/word/2010/wordml" xmlns:w15="http://schemas.microsoft.com/office/word/2012/wordml" xmlns:w16cex="http://schemas.microsoft.com/office/word/2018/wordml/cex" xmlns:w16cid="http://schemas.microsoft.com/office/word/2016/wordml/cid" xmlns:w16="http://schemas.microsoft.com/office/word/2018/wordml" xmlns:w16du="http://schemas.microsoft.com/office/word/2023/wordml/word16du" xmlns:w16sdtdh="http://schemas.microsoft.com/office/word/2020/wordml/sdtdatahash" xmlns:w16se="http://schemas.microsoft.com/office/word/2015/wordml/symex" xmlns:wpg="http://schemas.microsoft.com/office/word/2010/wordprocessingGroup" xmlns:wpi="http://schemas.microsoft.com/office/word/2010/wordprocessingInk" xmlns:wne="http://schemas.microsoft.com/office/word/2006/wordml" xmlns:wps="http://schemas.microsoft.com/office/word/2010/wordprocessingShape" mc:Ignorable="w14 w15 w16se w16cid w16 w16cex w16sdtdh wp14">
+<w:numbering xmlns:wpc="http://schemas.microsoft.com/office/word/2010/wordprocessingCanvas" xmlns:cx="http://schemas.microsoft.com/office/drawing/2014/chartex" xmlns:cx1="http://schemas.microsoft.com/office/drawing/2015/9/8/chartex" xmlns:cx2="http://schemas.microsoft.com/office/drawing/2015/10/21/chartex" xmlns:cx3="http://schemas.microsoft.com/office/drawing/2016/5/9/chartex" xmlns:cx4="http://schemas.microsoft.com/office/drawing/2016/5/10/chartex" xmlns:cx5="http://schemas.microsoft.com/office/drawing/2016/5/11/chartex" xmlns:cx6="http://schemas.microsoft.com/office/drawing/2016/5/12/chartex" xmlns:cx7="http://schemas.microsoft.com/office/drawing/2016/5/13/chartex" xmlns:cx8="http://schemas.microsoft.com/office/drawing/2016/5/14/chartex" xmlns:mc="http://schemas.openxmlformats.org/markup-compatibility/2006" xmlns:aink="http://schemas.microsoft.com/office/drawing/2016/ink" xmlns:am3d="http://schemas.microsoft.com/office/drawing/2017/model3d" xmlns:o="urn:schemas-microsoft-com:office:office" xmlns:oel="http://schemas.microsoft.com/office/2019/extlst" xmlns:r="http://schemas.openxmlformats.org/officeDocument/2006/relationships" xmlns:m="http://schemas.openxmlformats.org/officeDocument/2006/math" xmlns:v="urn:schemas-microsoft-com:vml" xmlns:wp14="http://schemas.microsoft.com/office/word/2010/wordprocessingDrawing" xmlns:wp="http://schemas.openxmlformats.org/drawingml/2006/wordprocessingDrawing" xmlns:w10="urn:schemas-microsoft-com:office:word" xmlns:w="http://schemas.openxmlformats.org/wordprocessingml/2006/main" xmlns:w14="http://schemas.microsoft.com/office/word/2010/wordml" xmlns:w15="http://schemas.microsoft.com/office/word/2012/wordml" xmlns:w16cex="http://schemas.microsoft.com/office/word/2018/wordml/cex" xmlns:w16cid="http://schemas.microsoft.com/office/word/2016/wordml/cid" xmlns:w16="http://schemas.microsoft.com/office/word/2018/wordml" xmlns:w16sdtdh="http://schemas.microsoft.com/office/word/2020/wordml/sdtdatahash" xmlns:w16se="http://schemas.microsoft.com/office/word/2015/wordml/symex" xmlns:wpg="http://schemas.microsoft.com/office/word/2010/wordprocessingGroup" xmlns:wpi="http://schemas.microsoft.com/office/word/2010/wordprocessingInk" xmlns:wne="http://schemas.microsoft.com/office/word/2006/wordml" xmlns:wps="http://schemas.microsoft.com/office/word/2010/wordprocessingShape" mc:Ignorable="w14 w15 w16se w16cid w16 w16cex w16sdtdh wp14">
   <w:abstractNum w:abstractNumId="0" w15:restartNumberingAfterBreak="0">
     <w:nsid w:val="1C8018FB"/>
     <w:multiLevelType w:val="hybridMultilevel"/>
@@ -3387,12 +3578,15 @@
 </file>
 
 <file path=word/people.xml><?xml version="1.0" encoding="utf-8"?>
-<w15:people xmlns:wpc="http://schemas.microsoft.com/office/word/2010/wordprocessingCanvas" xmlns:cx="http://schemas.microsoft.com/office/drawing/2014/chartex" xmlns:cx1="http://schemas.microsoft.com/office/drawing/2015/9/8/chartex" xmlns:cx2="http://schemas.microsoft.com/office/drawing/2015/10/21/chartex" xmlns:cx3="http://schemas.microsoft.com/office/drawing/2016/5/9/chartex" xmlns:cx4="http://schemas.microsoft.com/office/drawing/2016/5/10/chartex" xmlns:cx5="http://schemas.microsoft.com/office/drawing/2016/5/11/chartex" xmlns:cx6="http://schemas.microsoft.com/office/drawing/2016/5/12/chartex" xmlns:cx7="http://schemas.microsoft.com/office/drawing/2016/5/13/chartex" xmlns:cx8="http://schemas.microsoft.com/office/drawing/2016/5/14/chartex" xmlns:mc="http://schemas.openxmlformats.org/markup-compatibility/2006" xmlns:aink="http://schemas.microsoft.com/office/drawing/2016/ink" xmlns:am3d="http://schemas.microsoft.com/office/drawing/2017/model3d" xmlns:o="urn:schemas-microsoft-com:office:office" xmlns:oel="http://schemas.microsoft.com/office/2019/extlst" xmlns:r="http://schemas.openxmlformats.org/officeDocument/2006/relationships" xmlns:m="http://schemas.openxmlformats.org/officeDocument/2006/math" xmlns:v="urn:schemas-microsoft-com:vml" xmlns:wp14="http://schemas.microsoft.com/office/word/2010/wordprocessingDrawing" xmlns:wp="http://schemas.openxmlformats.org/drawingml/2006/wordprocessingDrawing" xmlns:w10="urn:schemas-microsoft-com:office:word" xmlns:w="http://schemas.openxmlformats.org/wordprocessingml/2006/main" xmlns:w14="http://schemas.microsoft.com/office/word/2010/wordml" xmlns:w15="http://schemas.microsoft.com/office/word/2012/wordml" xmlns:w16cex="http://schemas.microsoft.com/office/word/2018/wordml/cex" xmlns:w16cid="http://schemas.microsoft.com/office/word/2016/wordml/cid" xmlns:w16="http://schemas.microsoft.com/office/word/2018/wordml" xmlns:w16du="http://schemas.microsoft.com/office/word/2023/wordml/word16du" xmlns:w16sdtdh="http://schemas.microsoft.com/office/word/2020/wordml/sdtdatahash" xmlns:w16se="http://schemas.microsoft.com/office/word/2015/wordml/symex" xmlns:wpg="http://schemas.microsoft.com/office/word/2010/wordprocessingGroup" xmlns:wpi="http://schemas.microsoft.com/office/word/2010/wordprocessingInk" xmlns:wne="http://schemas.microsoft.com/office/word/2006/wordml" xmlns:wps="http://schemas.microsoft.com/office/word/2010/wordprocessingShape" mc:Ignorable="w14 w15 w16se w16cid w16 w16cex w16sdtdh wp14">
-  <w15:person w15:author="Rice, Jennie S">
-    <w15:presenceInfo w15:providerId="AD" w15:userId="S::jennie.rice@pnnl.gov::c25ef22d-ccff-4345-a027-1c307086bae8"/>
+<w15:people xmlns:wpc="http://schemas.microsoft.com/office/word/2010/wordprocessingCanvas" xmlns:cx="http://schemas.microsoft.com/office/drawing/2014/chartex" xmlns:cx1="http://schemas.microsoft.com/office/drawing/2015/9/8/chartex" xmlns:cx2="http://schemas.microsoft.com/office/drawing/2015/10/21/chartex" xmlns:cx3="http://schemas.microsoft.com/office/drawing/2016/5/9/chartex" xmlns:cx4="http://schemas.microsoft.com/office/drawing/2016/5/10/chartex" xmlns:cx5="http://schemas.microsoft.com/office/drawing/2016/5/11/chartex" xmlns:cx6="http://schemas.microsoft.com/office/drawing/2016/5/12/chartex" xmlns:cx7="http://schemas.microsoft.com/office/drawing/2016/5/13/chartex" xmlns:cx8="http://schemas.microsoft.com/office/drawing/2016/5/14/chartex" xmlns:mc="http://schemas.openxmlformats.org/markup-compatibility/2006" xmlns:aink="http://schemas.microsoft.com/office/drawing/2016/ink" xmlns:am3d="http://schemas.microsoft.com/office/drawing/2017/model3d" xmlns:o="urn:schemas-microsoft-com:office:office" xmlns:oel="http://schemas.microsoft.com/office/2019/extlst" xmlns:r="http://schemas.openxmlformats.org/officeDocument/2006/relationships" xmlns:m="http://schemas.openxmlformats.org/officeDocument/2006/math" xmlns:v="urn:schemas-microsoft-com:vml" xmlns:wp14="http://schemas.microsoft.com/office/word/2010/wordprocessingDrawing" xmlns:wp="http://schemas.openxmlformats.org/drawingml/2006/wordprocessingDrawing" xmlns:w10="urn:schemas-microsoft-com:office:word" xmlns:w="http://schemas.openxmlformats.org/wordprocessingml/2006/main" xmlns:w14="http://schemas.microsoft.com/office/word/2010/wordml" xmlns:w15="http://schemas.microsoft.com/office/word/2012/wordml" xmlns:w16cex="http://schemas.microsoft.com/office/word/2018/wordml/cex" xmlns:w16cid="http://schemas.microsoft.com/office/word/2016/wordml/cid" xmlns:w16="http://schemas.microsoft.com/office/word/2018/wordml" xmlns:w16sdtdh="http://schemas.microsoft.com/office/word/2020/wordml/sdtdatahash" xmlns:w16se="http://schemas.microsoft.com/office/word/2015/wordml/symex" xmlns:wpg="http://schemas.microsoft.com/office/word/2010/wordprocessingGroup" xmlns:wpi="http://schemas.microsoft.com/office/word/2010/wordprocessingInk" xmlns:wne="http://schemas.microsoft.com/office/word/2006/wordml" xmlns:wps="http://schemas.microsoft.com/office/word/2010/wordprocessingShape" mc:Ignorable="w14 w15 w16se w16cid w16 w16cex w16sdtdh wp14">
+  <w15:person w15:author="Vernon, Chris R">
+    <w15:presenceInfo w15:providerId="AD" w15:userId="S::Chris.Vernon@pnnl.gov::9df21f2c-819d-47c4-a6d7-c37d415fd9aa"/>
   </w15:person>
   <w15:person w15:author="Mundy, Beth E">
     <w15:presenceInfo w15:providerId="AD" w15:userId="S::beth.mundy@pnnl.gov::09c03546-1d2d-4d82-89e1-bb5e2a2e687b"/>
+  </w15:person>
+  <w15:person w15:author="Rice, Jennie S">
+    <w15:presenceInfo w15:providerId="AD" w15:userId="S::jennie.rice@pnnl.gov::c25ef22d-ccff-4345-a027-1c307086bae8"/>
   </w15:person>
 </w15:people>
 </file>
@@ -4461,12 +4655,9 @@
 </file>
 
 <file path=customXml/item1.xml><?xml version="1.0" encoding="utf-8"?>
-<?mso-contentType ?>
-<FormTemplates xmlns="http://schemas.microsoft.com/sharepoint/v3/contenttype/forms">
-  <Display>DocumentLibraryForm</Display>
-  <Edit>DocumentLibraryForm</Edit>
-  <New>DocumentLibraryForm</New>
-</FormTemplates>
+<p:properties xmlns:p="http://schemas.microsoft.com/office/2006/metadata/properties" xmlns:xsi="http://www.w3.org/2001/XMLSchema-instance" xmlns:pc="http://schemas.microsoft.com/office/infopath/2007/PartnerControls">
+  <documentManagement/>
+</p:properties>
 </file>
 
 <file path=customXml/item2.xml><?xml version="1.0" encoding="utf-8"?>
@@ -4628,15 +4819,19 @@
 </file>
 
 <file path=customXml/item3.xml><?xml version="1.0" encoding="utf-8"?>
-<p:properties xmlns:p="http://schemas.microsoft.com/office/2006/metadata/properties" xmlns:xsi="http://www.w3.org/2001/XMLSchema-instance" xmlns:pc="http://schemas.microsoft.com/office/infopath/2007/PartnerControls">
-  <documentManagement/>
-</p:properties>
+<?mso-contentType ?>
+<FormTemplates xmlns="http://schemas.microsoft.com/sharepoint/v3/contenttype/forms">
+  <Display>DocumentLibraryForm</Display>
+  <Edit>DocumentLibraryForm</Edit>
+  <New>DocumentLibraryForm</New>
+</FormTemplates>
 </file>
 
 <file path=customXml/itemProps1.xml><?xml version="1.0" encoding="utf-8"?>
-<ds:datastoreItem xmlns:ds="http://schemas.openxmlformats.org/officeDocument/2006/customXml" ds:itemID="{24224E12-DFEB-43E6-A65D-C8922454CF45}">
+<ds:datastoreItem xmlns:ds="http://schemas.openxmlformats.org/officeDocument/2006/customXml" ds:itemID="{B01935D5-64F2-4906-A535-C73248039A36}">
   <ds:schemaRefs>
-    <ds:schemaRef ds:uri="http://schemas.microsoft.com/sharepoint/v3/contenttype/forms"/>
+    <ds:schemaRef ds:uri="http://schemas.microsoft.com/office/2006/metadata/properties"/>
+    <ds:schemaRef ds:uri="http://schemas.microsoft.com/office/infopath/2007/PartnerControls"/>
   </ds:schemaRefs>
 </ds:datastoreItem>
 </file>
@@ -4660,10 +4855,9 @@
 </file>
 
 <file path=customXml/itemProps3.xml><?xml version="1.0" encoding="utf-8"?>
-<ds:datastoreItem xmlns:ds="http://schemas.openxmlformats.org/officeDocument/2006/customXml" ds:itemID="{B01935D5-64F2-4906-A535-C73248039A36}">
+<ds:datastoreItem xmlns:ds="http://schemas.openxmlformats.org/officeDocument/2006/customXml" ds:itemID="{24224E12-DFEB-43E6-A65D-C8922454CF45}">
   <ds:schemaRefs>
-    <ds:schemaRef ds:uri="http://schemas.microsoft.com/office/2006/metadata/properties"/>
-    <ds:schemaRef ds:uri="http://schemas.microsoft.com/office/infopath/2007/PartnerControls"/>
+    <ds:schemaRef ds:uri="http://schemas.microsoft.com/sharepoint/v3/contenttype/forms"/>
   </ds:schemaRefs>
 </ds:datastoreItem>
 </file>